--- a/klagomål/A 34449-2021 FSC-klagomål.docx
+++ b/klagomål/A 34449-2021 FSC-klagomål.docx
@@ -698,7 +698,7 @@
     <w:r>
       <w:tab/>
       <w:tab/>
-      <w:t>2026-03-12</w:t>
+      <w:t>2026-03-13</w:t>
       <w:br/>
       <w:br/>
     </w:r>

--- a/klagomål/A 34449-2021 FSC-klagomål.docx
+++ b/klagomål/A 34449-2021 FSC-klagomål.docx
@@ -698,7 +698,7 @@
     <w:r>
       <w:tab/>
       <w:tab/>
-      <w:t>2026-03-13</w:t>
+      <w:t>2026-03-16</w:t>
       <w:br/>
       <w:br/>
     </w:r>

--- a/klagomål/A 34449-2021 FSC-klagomål.docx
+++ b/klagomål/A 34449-2021 FSC-klagomål.docx
@@ -698,7 +698,7 @@
     <w:r>
       <w:tab/>
       <w:tab/>
-      <w:t>2026-03-16</w:t>
+      <w:t>2026-03-17</w:t>
       <w:br/>
       <w:br/>
     </w:r>

--- a/klagomål/A 34449-2021 FSC-klagomål.docx
+++ b/klagomål/A 34449-2021 FSC-klagomål.docx
@@ -698,7 +698,7 @@
     <w:r>
       <w:tab/>
       <w:tab/>
-      <w:t>2026-03-17</w:t>
+      <w:t>2026-03-18</w:t>
       <w:br/>
       <w:br/>
     </w:r>

--- a/klagomål/A 34449-2021 FSC-klagomål.docx
+++ b/klagomål/A 34449-2021 FSC-klagomål.docx
@@ -698,7 +698,7 @@
     <w:r>
       <w:tab/>
       <w:tab/>
-      <w:t>2026-03-18</w:t>
+      <w:t>2026-03-19</w:t>
       <w:br/>
       <w:br/>
     </w:r>

--- a/klagomål/A 34449-2021 FSC-klagomål.docx
+++ b/klagomål/A 34449-2021 FSC-klagomål.docx
@@ -698,7 +698,7 @@
     <w:r>
       <w:tab/>
       <w:tab/>
-      <w:t>2026-03-19</w:t>
+      <w:t>2026-03-20</w:t>
       <w:br/>
       <w:br/>
     </w:r>

--- a/klagomål/A 34449-2021 FSC-klagomål.docx
+++ b/klagomål/A 34449-2021 FSC-klagomål.docx
@@ -698,7 +698,7 @@
     <w:r>
       <w:tab/>
       <w:tab/>
-      <w:t>2026-03-20</w:t>
+      <w:t>2026-03-21</w:t>
       <w:br/>
       <w:br/>
     </w:r>

--- a/klagomål/A 34449-2021 FSC-klagomål.docx
+++ b/klagomål/A 34449-2021 FSC-klagomål.docx
@@ -698,7 +698,7 @@
     <w:r>
       <w:tab/>
       <w:tab/>
-      <w:t>2026-03-21</w:t>
+      <w:t>2026-03-22</w:t>
       <w:br/>
       <w:br/>
     </w:r>

--- a/klagomål/A 34449-2021 FSC-klagomål.docx
+++ b/klagomål/A 34449-2021 FSC-klagomål.docx
@@ -698,7 +698,7 @@
     <w:r>
       <w:tab/>
       <w:tab/>
-      <w:t>2026-03-22</w:t>
+      <w:t>2026-03-23</w:t>
       <w:br/>
       <w:br/>
     </w:r>

--- a/klagomål/A 34449-2021 FSC-klagomål.docx
+++ b/klagomål/A 34449-2021 FSC-klagomål.docx
@@ -707,7 +707,7 @@
     <w:r>
       <w:tab/>
       <w:tab/>
-      <w:t>2026-04-14</w:t>
+      <w:t>2026-04-15</w:t>
       <w:br/>
       <w:br/>
     </w:r>

--- a/klagomål/A 34449-2021 FSC-klagomål.docx
+++ b/klagomål/A 34449-2021 FSC-klagomål.docx
@@ -707,7 +707,7 @@
     <w:r>
       <w:tab/>
       <w:tab/>
-      <w:t>2026-04-15</w:t>
+      <w:t>2026-04-16</w:t>
       <w:br/>
       <w:br/>
     </w:r>

--- a/klagomål/A 34449-2021 FSC-klagomål.docx
+++ b/klagomål/A 34449-2021 FSC-klagomål.docx
@@ -707,7 +707,7 @@
     <w:r>
       <w:tab/>
       <w:tab/>
-      <w:t>2026-04-16</w:t>
+      <w:t>2026-04-17</w:t>
       <w:br/>
       <w:br/>
     </w:r>

--- a/klagomål/A 34449-2021 FSC-klagomål.docx
+++ b/klagomål/A 34449-2021 FSC-klagomål.docx
@@ -707,7 +707,7 @@
     <w:r>
       <w:tab/>
       <w:tab/>
-      <w:t>2026-04-17</w:t>
+      <w:t>2026-04-18</w:t>
       <w:br/>
       <w:br/>
     </w:r>

--- a/klagomål/A 34449-2021 FSC-klagomål.docx
+++ b/klagomål/A 34449-2021 FSC-klagomål.docx
@@ -707,7 +707,7 @@
     <w:r>
       <w:tab/>
       <w:tab/>
-      <w:t>2026-04-18</w:t>
+      <w:t>2026-04-19</w:t>
       <w:br/>
       <w:br/>
     </w:r>

--- a/klagomål/A 34449-2021 FSC-klagomål.docx
+++ b/klagomål/A 34449-2021 FSC-klagomål.docx
@@ -707,7 +707,7 @@
     <w:r>
       <w:tab/>
       <w:tab/>
-      <w:t>2026-04-19</w:t>
+      <w:t>2026-04-20</w:t>
       <w:br/>
       <w:br/>
     </w:r>

--- a/klagomål/A 34449-2021 FSC-klagomål.docx
+++ b/klagomål/A 34449-2021 FSC-klagomål.docx
@@ -707,7 +707,7 @@
     <w:r>
       <w:tab/>
       <w:tab/>
-      <w:t>2026-04-20</w:t>
+      <w:t>2026-04-21</w:t>
       <w:br/>
       <w:br/>
     </w:r>

--- a/klagomål/A 34449-2021 FSC-klagomål.docx
+++ b/klagomål/A 34449-2021 FSC-klagomål.docx
@@ -707,7 +707,7 @@
     <w:r>
       <w:tab/>
       <w:tab/>
-      <w:t>2026-04-21</w:t>
+      <w:t>2026-04-22</w:t>
       <w:br/>
       <w:br/>
     </w:r>

--- a/klagomål/A 34449-2021 FSC-klagomål.docx
+++ b/klagomål/A 34449-2021 FSC-klagomål.docx
@@ -707,7 +707,7 @@
     <w:r>
       <w:tab/>
       <w:tab/>
-      <w:t>2026-04-22</w:t>
+      <w:t>2026-04-23</w:t>
       <w:br/>
       <w:br/>
     </w:r>

--- a/klagomål/A 34449-2021 FSC-klagomål.docx
+++ b/klagomål/A 34449-2021 FSC-klagomål.docx
@@ -707,7 +707,7 @@
     <w:r>
       <w:tab/>
       <w:tab/>
-      <w:t>2026-04-23</w:t>
+      <w:t>2026-04-24</w:t>
       <w:br/>
       <w:br/>
     </w:r>

--- a/klagomål/A 34449-2021 FSC-klagomål.docx
+++ b/klagomål/A 34449-2021 FSC-klagomål.docx
@@ -707,7 +707,7 @@
     <w:r>
       <w:tab/>
       <w:tab/>
-      <w:t>2026-04-24</w:t>
+      <w:t>2026-04-25</w:t>
       <w:br/>
       <w:br/>
     </w:r>

--- a/klagomål/A 34449-2021 FSC-klagomål.docx
+++ b/klagomål/A 34449-2021 FSC-klagomål.docx
@@ -707,7 +707,7 @@
     <w:r>
       <w:tab/>
       <w:tab/>
-      <w:t>2026-04-25</w:t>
+      <w:t>2026-04-26</w:t>
       <w:br/>
       <w:br/>
     </w:r>

--- a/klagomål/A 34449-2021 FSC-klagomål.docx
+++ b/klagomål/A 34449-2021 FSC-klagomål.docx
@@ -707,7 +707,7 @@
     <w:r>
       <w:tab/>
       <w:tab/>
-      <w:t>2026-04-26</w:t>
+      <w:t>2026-04-27</w:t>
       <w:br/>
       <w:br/>
     </w:r>

--- a/klagomål/A 34449-2021 FSC-klagomål.docx
+++ b/klagomål/A 34449-2021 FSC-klagomål.docx
@@ -707,7 +707,7 @@
     <w:r>
       <w:tab/>
       <w:tab/>
-      <w:t>2026-04-27</w:t>
+      <w:t>2026-04-28</w:t>
       <w:br/>
       <w:br/>
     </w:r>

--- a/klagomål/A 34449-2021 FSC-klagomål.docx
+++ b/klagomål/A 34449-2021 FSC-klagomål.docx
@@ -707,7 +707,7 @@
     <w:r>
       <w:tab/>
       <w:tab/>
-      <w:t>2026-04-28</w:t>
+      <w:t>2026-04-29</w:t>
       <w:br/>
       <w:br/>
     </w:r>

--- a/klagomål/A 34449-2021 FSC-klagomål.docx
+++ b/klagomål/A 34449-2021 FSC-klagomål.docx
@@ -707,7 +707,7 @@
     <w:r>
       <w:tab/>
       <w:tab/>
-      <w:t>2026-04-29</w:t>
+      <w:t>2026-04-30</w:t>
       <w:br/>
       <w:br/>
     </w:r>

--- a/klagomål/A 34449-2021 FSC-klagomål.docx
+++ b/klagomål/A 34449-2021 FSC-klagomål.docx
@@ -707,7 +707,7 @@
     <w:r>
       <w:tab/>
       <w:tab/>
-      <w:t>2026-04-30</w:t>
+      <w:t>2026-05-01</w:t>
       <w:br/>
       <w:br/>
     </w:r>

--- a/klagomål/A 34449-2021 FSC-klagomål.docx
+++ b/klagomål/A 34449-2021 FSC-klagomål.docx
@@ -707,7 +707,7 @@
     <w:r>
       <w:tab/>
       <w:tab/>
-      <w:t>2026-05-01</w:t>
+      <w:t>2026-05-02</w:t>
       <w:br/>
       <w:br/>
     </w:r>

--- a/klagomål/A 34449-2021 FSC-klagomål.docx
+++ b/klagomål/A 34449-2021 FSC-klagomål.docx
@@ -707,7 +707,7 @@
     <w:r>
       <w:tab/>
       <w:tab/>
-      <w:t>2026-05-02</w:t>
+      <w:t>2026-05-03</w:t>
       <w:br/>
       <w:br/>
     </w:r>

--- a/klagomål/A 34449-2021 FSC-klagomål.docx
+++ b/klagomål/A 34449-2021 FSC-klagomål.docx
@@ -707,7 +707,7 @@
     <w:r>
       <w:tab/>
       <w:tab/>
-      <w:t>2026-05-03</w:t>
+      <w:t>2026-05-04</w:t>
       <w:br/>
       <w:br/>
     </w:r>

--- a/klagomål/A 34449-2021 FSC-klagomål.docx
+++ b/klagomål/A 34449-2021 FSC-klagomål.docx
@@ -707,7 +707,7 @@
     <w:r>
       <w:tab/>
       <w:tab/>
-      <w:t>2026-05-04</w:t>
+      <w:t>2026-05-05</w:t>
       <w:br/>
       <w:br/>
     </w:r>

--- a/klagomål/A 34449-2021 FSC-klagomål.docx
+++ b/klagomål/A 34449-2021 FSC-klagomål.docx
@@ -707,7 +707,7 @@
     <w:r>
       <w:tab/>
       <w:tab/>
-      <w:t>2026-05-05</w:t>
+      <w:t>2026-05-06</w:t>
       <w:br/>
       <w:br/>
     </w:r>

--- a/klagomål/A 34449-2021 FSC-klagomål.docx
+++ b/klagomål/A 34449-2021 FSC-klagomål.docx
@@ -707,7 +707,7 @@
     <w:r>
       <w:tab/>
       <w:tab/>
-      <w:t>2026-05-16</w:t>
+      <w:t>2026-05-17</w:t>
       <w:br/>
       <w:br/>
     </w:r>

--- a/klagomål/A 34449-2021 FSC-klagomål.docx
+++ b/klagomål/A 34449-2021 FSC-klagomål.docx
@@ -707,7 +707,7 @@
     <w:r>
       <w:tab/>
       <w:tab/>
-      <w:t>2026-05-17</w:t>
+      <w:t>2026-05-18</w:t>
       <w:br/>
       <w:br/>
     </w:r>

--- a/klagomål/A 34449-2021 FSC-klagomål.docx
+++ b/klagomål/A 34449-2021 FSC-klagomål.docx
@@ -707,7 +707,7 @@
     <w:r>
       <w:tab/>
       <w:tab/>
-      <w:t>2026-05-18</w:t>
+      <w:t>2026-05-19</w:t>
       <w:br/>
       <w:br/>
     </w:r>

--- a/klagomål/A 34449-2021 FSC-klagomål.docx
+++ b/klagomål/A 34449-2021 FSC-klagomål.docx
@@ -707,7 +707,7 @@
     <w:r>
       <w:tab/>
       <w:tab/>
-      <w:t>2026-05-19</w:t>
+      <w:t>2026-05-20</w:t>
       <w:br/>
       <w:br/>
     </w:r>

--- a/klagomål/A 34449-2021 FSC-klagomål.docx
+++ b/klagomål/A 34449-2021 FSC-klagomål.docx
@@ -707,7 +707,7 @@
     <w:r>
       <w:tab/>
       <w:tab/>
-      <w:t>2026-05-20</w:t>
+      <w:t>2026-05-21</w:t>
       <w:br/>
       <w:br/>
     </w:r>

--- a/klagomål/A 34449-2021 FSC-klagomål.docx
+++ b/klagomål/A 34449-2021 FSC-klagomål.docx
@@ -707,7 +707,7 @@
     <w:r>
       <w:tab/>
       <w:tab/>
-      <w:t>2026-05-21</w:t>
+      <w:t>2026-05-22</w:t>
       <w:br/>
       <w:br/>
     </w:r>

--- a/klagomål/A 34449-2021 FSC-klagomål.docx
+++ b/klagomål/A 34449-2021 FSC-klagomål.docx
@@ -707,7 +707,7 @@
     <w:r>
       <w:tab/>
       <w:tab/>
-      <w:t>2026-05-22</w:t>
+      <w:t>2026-05-23</w:t>
       <w:br/>
       <w:br/>
     </w:r>

--- a/klagomål/A 34449-2021 FSC-klagomål.docx
+++ b/klagomål/A 34449-2021 FSC-klagomål.docx
@@ -707,7 +707,7 @@
     <w:r>
       <w:tab/>
       <w:tab/>
-      <w:t>2026-05-23</w:t>
+      <w:t>2026-05-24</w:t>
       <w:br/>
       <w:br/>
     </w:r>

--- a/klagomål/A 34449-2021 FSC-klagomål.docx
+++ b/klagomål/A 34449-2021 FSC-klagomål.docx
@@ -707,7 +707,7 @@
     <w:r>
       <w:tab/>
       <w:tab/>
-      <w:t>2026-05-24</w:t>
+      <w:t>2026-05-25</w:t>
       <w:br/>
       <w:br/>
     </w:r>

--- a/klagomål/A 34449-2021 FSC-klagomål.docx
+++ b/klagomål/A 34449-2021 FSC-klagomål.docx
@@ -707,7 +707,7 @@
     <w:r>
       <w:tab/>
       <w:tab/>
-      <w:t>2026-05-25</w:t>
+      <w:t>2026-05-26</w:t>
       <w:br/>
       <w:br/>
     </w:r>

--- a/klagomål/A 34449-2021 FSC-klagomål.docx
+++ b/klagomål/A 34449-2021 FSC-klagomål.docx
@@ -707,7 +707,7 @@
     <w:r>
       <w:tab/>
       <w:tab/>
-      <w:t>2026-05-26</w:t>
+      <w:t>2026-05-27</w:t>
       <w:br/>
       <w:br/>
     </w:r>

--- a/klagomål/A 34449-2021 FSC-klagomål.docx
+++ b/klagomål/A 34449-2021 FSC-klagomål.docx
@@ -707,7 +707,7 @@
     <w:r>
       <w:tab/>
       <w:tab/>
-      <w:t>2026-05-27</w:t>
+      <w:t>2026-05-28</w:t>
       <w:br/>
       <w:br/>
     </w:r>

--- a/klagomål/A 34449-2021 FSC-klagomål.docx
+++ b/klagomål/A 34449-2021 FSC-klagomål.docx
@@ -707,7 +707,7 @@
     <w:r>
       <w:tab/>
       <w:tab/>
-      <w:t>2026-05-28</w:t>
+      <w:t>2026-05-29</w:t>
       <w:br/>
       <w:br/>
     </w:r>

--- a/klagomål/A 34449-2021 FSC-klagomål.docx
+++ b/klagomål/A 34449-2021 FSC-klagomål.docx
@@ -707,7 +707,7 @@
     <w:r>
       <w:tab/>
       <w:tab/>
-      <w:t>2026-05-29</w:t>
+      <w:t>2026-05-30</w:t>
       <w:br/>
       <w:br/>
     </w:r>

--- a/klagomål/A 34449-2021 FSC-klagomål.docx
+++ b/klagomål/A 34449-2021 FSC-klagomål.docx
@@ -707,7 +707,7 @@
     <w:r>
       <w:tab/>
       <w:tab/>
-      <w:t>2026-05-30</w:t>
+      <w:t>2026-05-31</w:t>
       <w:br/>
       <w:br/>
     </w:r>

--- a/klagomål/A 34449-2021 FSC-klagomål.docx
+++ b/klagomål/A 34449-2021 FSC-klagomål.docx
@@ -707,7 +707,7 @@
     <w:r>
       <w:tab/>
       <w:tab/>
-      <w:t>2026-05-31</w:t>
+      <w:t>2026-06-01</w:t>
       <w:br/>
       <w:br/>
     </w:r>

--- a/klagomål/A 34449-2021 FSC-klagomål.docx
+++ b/klagomål/A 34449-2021 FSC-klagomål.docx
@@ -707,7 +707,7 @@
     <w:r>
       <w:tab/>
       <w:tab/>
-      <w:t>2026-06-01</w:t>
+      <w:t>2026-06-02</w:t>
       <w:br/>
       <w:br/>
     </w:r>

--- a/klagomål/A 34449-2021 FSC-klagomål.docx
+++ b/klagomål/A 34449-2021 FSC-klagomål.docx
@@ -707,7 +707,7 @@
     <w:r>
       <w:tab/>
       <w:tab/>
-      <w:t>2026-06-02</w:t>
+      <w:t>2026-06-03</w:t>
       <w:br/>
       <w:br/>
     </w:r>

--- a/klagomål/A 34449-2021 FSC-klagomål.docx
+++ b/klagomål/A 34449-2021 FSC-klagomål.docx
@@ -707,7 +707,7 @@
     <w:r>
       <w:tab/>
       <w:tab/>
-      <w:t>2026-06-03</w:t>
+      <w:t>2026-06-04</w:t>
       <w:br/>
       <w:br/>
     </w:r>

--- a/klagomål/A 34449-2021 FSC-klagomål.docx
+++ b/klagomål/A 34449-2021 FSC-klagomål.docx
@@ -707,7 +707,7 @@
     <w:r>
       <w:tab/>
       <w:tab/>
-      <w:t>2026-06-04</w:t>
+      <w:t>2026-06-05</w:t>
       <w:br/>
       <w:br/>
     </w:r>

--- a/klagomål/A 34449-2021 FSC-klagomål.docx
+++ b/klagomål/A 34449-2021 FSC-klagomål.docx
@@ -707,7 +707,7 @@
     <w:r>
       <w:tab/>
       <w:tab/>
-      <w:t>2026-06-05</w:t>
+      <w:t>2026-06-06</w:t>
       <w:br/>
       <w:br/>
     </w:r>

--- a/klagomål/A 34449-2021 FSC-klagomål.docx
+++ b/klagomål/A 34449-2021 FSC-klagomål.docx
@@ -707,7 +707,7 @@
     <w:r>
       <w:tab/>
       <w:tab/>
-      <w:t>2026-06-06</w:t>
+      <w:t>2026-06-07</w:t>
       <w:br/>
       <w:br/>
     </w:r>

--- a/klagomål/A 34449-2021 FSC-klagomål.docx
+++ b/klagomål/A 34449-2021 FSC-klagomål.docx
@@ -707,7 +707,7 @@
     <w:r>
       <w:tab/>
       <w:tab/>
-      <w:t>2026-06-07</w:t>
+      <w:t>2026-06-08</w:t>
       <w:br/>
       <w:br/>
     </w:r>

--- a/klagomål/A 34449-2021 FSC-klagomål.docx
+++ b/klagomål/A 34449-2021 FSC-klagomål.docx
@@ -707,7 +707,7 @@
     <w:r>
       <w:tab/>
       <w:tab/>
-      <w:t>2026-06-08</w:t>
+      <w:t>2026-06-09</w:t>
       <w:br/>
       <w:br/>
     </w:r>

--- a/klagomål/A 34449-2021 FSC-klagomål.docx
+++ b/klagomål/A 34449-2021 FSC-klagomål.docx
@@ -707,7 +707,7 @@
     <w:r>
       <w:tab/>
       <w:tab/>
-      <w:t>2026-06-09</w:t>
+      <w:t>2026-06-10</w:t>
       <w:br/>
       <w:br/>
     </w:r>

--- a/klagomål/A 34449-2021 FSC-klagomål.docx
+++ b/klagomål/A 34449-2021 FSC-klagomål.docx
@@ -707,7 +707,7 @@
     <w:r>
       <w:tab/>
       <w:tab/>
-      <w:t>2026-06-10</w:t>
+      <w:t>2026-06-11</w:t>
       <w:br/>
       <w:br/>
     </w:r>

--- a/klagomål/A 34449-2021 FSC-klagomål.docx
+++ b/klagomål/A 34449-2021 FSC-klagomål.docx
@@ -707,7 +707,7 @@
     <w:r>
       <w:tab/>
       <w:tab/>
-      <w:t>2026-06-11</w:t>
+      <w:t>2026-06-12</w:t>
       <w:br/>
       <w:br/>
     </w:r>

--- a/klagomål/A 34449-2021 FSC-klagomål.docx
+++ b/klagomål/A 34449-2021 FSC-klagomål.docx
@@ -707,7 +707,7 @@
     <w:r>
       <w:tab/>
       <w:tab/>
-      <w:t>2026-06-12</w:t>
+      <w:t>2026-06-13</w:t>
       <w:br/>
       <w:br/>
     </w:r>

--- a/klagomål/A 34449-2021 FSC-klagomål.docx
+++ b/klagomål/A 34449-2021 FSC-klagomål.docx
@@ -707,7 +707,7 @@
     <w:r>
       <w:tab/>
       <w:tab/>
-      <w:t>2026-06-13</w:t>
+      <w:t>2026-06-14</w:t>
       <w:br/>
       <w:br/>
     </w:r>

--- a/klagomål/A 34449-2021 FSC-klagomål.docx
+++ b/klagomål/A 34449-2021 FSC-klagomål.docx
@@ -707,7 +707,7 @@
     <w:r>
       <w:tab/>
       <w:tab/>
-      <w:t>2026-06-15</w:t>
+      <w:t>2026-06-16</w:t>
       <w:br/>
       <w:br/>
     </w:r>

--- a/klagomål/A 34449-2021 FSC-klagomål.docx
+++ b/klagomål/A 34449-2021 FSC-klagomål.docx
@@ -707,7 +707,7 @@
     <w:r>
       <w:tab/>
       <w:tab/>
-      <w:t>2026-06-16</w:t>
+      <w:t>2026-06-17</w:t>
       <w:br/>
       <w:br/>
     </w:r>

--- a/klagomål/A 34449-2021 FSC-klagomål.docx
+++ b/klagomål/A 34449-2021 FSC-klagomål.docx
@@ -1,6 +1,6 @@
 
 <file path=word/document.xml><?xml version="1.0" encoding="utf-8"?>
-<w:document xmlns:wpc="http://schemas.microsoft.com/office/word/2010/wordprocessingCanvas" xmlns:cx="http://schemas.microsoft.com/office/drawing/2014/chartex" xmlns:cx1="http://schemas.microsoft.com/office/drawing/2015/9/8/chartex" xmlns:cx2="http://schemas.microsoft.com/office/drawing/2015/10/21/chartex" xmlns:cx3="http://schemas.microsoft.com/office/drawing/2016/5/9/chartex" xmlns:cx4="http://schemas.microsoft.com/office/drawing/2016/5/10/chartex" xmlns:cx5="http://schemas.microsoft.com/office/drawing/2016/5/11/chartex" xmlns:cx6="http://schemas.microsoft.com/office/drawing/2016/5/12/chartex" xmlns:cx7="http://schemas.microsoft.com/office/drawing/2016/5/13/chartex" xmlns:cx8="http://schemas.microsoft.com/office/drawing/2016/5/14/chartex" xmlns:mc="http://schemas.openxmlformats.org/markup-compatibility/2006" xmlns:aink="http://schemas.microsoft.com/office/drawing/2016/ink" xmlns:am3d="http://schemas.microsoft.com/office/drawing/2017/model3d" xmlns:o="urn:schemas-microsoft-com:office:office" xmlns:oel="http://schemas.microsoft.com/office/2019/extlst" xmlns:r="http://schemas.openxmlformats.org/officeDocument/2006/relationships" xmlns:m="http://schemas.openxmlformats.org/officeDocument/2006/math" xmlns:v="urn:schemas-microsoft-com:vml" xmlns:wp14="http://schemas.microsoft.com/office/word/2010/wordprocessingDrawing" xmlns:wp="http://schemas.openxmlformats.org/drawingml/2006/wordprocessingDrawing" xmlns:w10="urn:schemas-microsoft-com:office:word" xmlns:w="http://schemas.openxmlformats.org/wordprocessingml/2006/main" xmlns:w14="http://schemas.microsoft.com/office/word/2010/wordml" xmlns:w15="http://schemas.microsoft.com/office/word/2012/wordml" xmlns:w16cex="http://schemas.microsoft.com/office/word/2018/wordml/cex" xmlns:w16cid="http://schemas.microsoft.com/office/word/2016/wordml/cid" xmlns:w16="http://schemas.microsoft.com/office/word/2018/wordml" xmlns:w16sdtdh="http://schemas.microsoft.com/office/word/2020/wordml/sdtdatahash" xmlns:w16se="http://schemas.microsoft.com/office/word/2015/wordml/symex" xmlns:wpg="http://schemas.microsoft.com/office/word/2010/wordprocessingGroup" xmlns:wpi="http://schemas.microsoft.com/office/word/2010/wordprocessingInk" xmlns:wne="http://schemas.microsoft.com/office/word/2006/wordml" xmlns:wps="http://schemas.microsoft.com/office/word/2010/wordprocessingShape" mc:Ignorable="w14 w15 w16se w16cid w16 w16cex w16sdtdh wp14">
+<w:document xmlns:wpc="http://schemas.microsoft.com/office/word/2010/wordprocessingCanvas" xmlns:cx="http://schemas.microsoft.com/office/drawing/2014/chartex" xmlns:cx1="http://schemas.microsoft.com/office/drawing/2015/9/8/chartex" xmlns:cx2="http://schemas.microsoft.com/office/drawing/2015/10/21/chartex" xmlns:cx3="http://schemas.microsoft.com/office/drawing/2016/5/9/chartex" xmlns:cx4="http://schemas.microsoft.com/office/drawing/2016/5/10/chartex" xmlns:cx5="http://schemas.microsoft.com/office/drawing/2016/5/11/chartex" xmlns:cx6="http://schemas.microsoft.com/office/drawing/2016/5/12/chartex" xmlns:cx7="http://schemas.microsoft.com/office/drawing/2016/5/13/chartex" xmlns:cx8="http://schemas.microsoft.com/office/drawing/2016/5/14/chartex" xmlns:mc="http://schemas.openxmlformats.org/markup-compatibility/2006" xmlns:aink="http://schemas.microsoft.com/office/drawing/2016/ink" xmlns:am3d="http://schemas.microsoft.com/office/drawing/2017/model3d" xmlns:o="urn:schemas-microsoft-com:office:office" xmlns:oel="http://schemas.microsoft.com/office/2019/extlst" xmlns:r="http://schemas.openxmlformats.org/officeDocument/2006/relationships" xmlns:m="http://schemas.openxmlformats.org/officeDocument/2006/math" xmlns:v="urn:schemas-microsoft-com:vml" xmlns:wp14="http://schemas.microsoft.com/office/word/2010/wordprocessingDrawing" xmlns:wp="http://schemas.openxmlformats.org/drawingml/2006/wordprocessingDrawing" xmlns:w10="urn:schemas-microsoft-com:office:word" xmlns:w="http://schemas.openxmlformats.org/wordprocessingml/2006/main" xmlns:w14="http://schemas.microsoft.com/office/word/2010/wordml" xmlns:w15="http://schemas.microsoft.com/office/word/2012/wordml" xmlns:w16cex="http://schemas.microsoft.com/office/word/2018/wordml/cex" xmlns:w16cid="http://schemas.microsoft.com/office/word/2016/wordml/cid" xmlns:w16="http://schemas.microsoft.com/office/word/2018/wordml" xmlns:w16du="http://schemas.microsoft.com/office/word/2023/wordml/word16du" xmlns:w16sdtdh="http://schemas.microsoft.com/office/word/2020/wordml/sdtdatahash" xmlns:w16sdtfl="http://schemas.microsoft.com/office/word/2024/wordml/sdtformatlock" xmlns:w16se="http://schemas.microsoft.com/office/word/2015/wordml/symex" xmlns:wpg="http://schemas.microsoft.com/office/word/2010/wordprocessingGroup" xmlns:wpi="http://schemas.microsoft.com/office/word/2010/wordprocessingInk" xmlns:wne="http://schemas.microsoft.com/office/word/2006/wordml" xmlns:wps="http://schemas.microsoft.com/office/word/2010/wordprocessingShape" mc:Ignorable="w14 w15 w16se w16cid w16 w16cex w16sdtdh w16sdtfl w16du wp14">
   <w:body>
     <w:p>
       <w:r>
@@ -168,7 +168,7 @@
     </w:p>
     <w:p>
       <w:r>
-        <w:t>Detta dokument behandlar höga naturvärden i avverkningsanmälan A 34449-2021 i Södertälje kommun. Denna avverkningsanmälan inkom 2021-07-04 15:15:40 och omfattar 1,4 ha.</w:t>
+        <w:t>Detta dokument behandlar höga naturvärden i avverkningsanmälan A 34449-2021 i Södertälje kommun som inkom 2021-07-04 och omfattar 1,4 ha.</w:t>
       </w:r>
     </w:p>
     <w:p>
@@ -191,12 +191,15 @@
     </w:p>
     <w:p>
       <w:r>
-        <w:t>I avverkningsanmälan har följande 1 naturvårdsarter hittats: ullticka (NT). Av dessa är 1 rödlistade. För rödlistade arter har rödlistekategorin angivits inom parentes.</w:t>
+        <w:t>I och inom 23 meter från avverkningsanmälan har följande 2 naturvårdsarter hittats: ullticka (NT, T) och blåmossa (S, T). Av dessa är 1 rödlistade. För rödlistade arter har rödlistekategorin angivits inom parentes. Arter som är signalarter enligt Skogsstyrelsen har markerats med (S). Typiska arter inom Natura 2000 som är kopplade till skogsekosystem har markerats med (T).</w:t>
       </w:r>
     </w:p>
     <w:p>
       <w:r>
-        <w:t>De påträffade naturvårdsarterna är ett tydligt kvitto på att detta rör sig om en skog med höga naturvärden. I Figur 1 visas en karta över det avverkningsanmälda området, där samtliga fyndplatser för naturvårdsarter som finns registrerade på Artportalen har markerats.</w:t>
+        <w:t>De påträffade naturvårdsarterna är ett tydligt kvitto på att det rör sig om en skog med höga naturvärden.</w:t>
+      </w:r>
+      <w:r>
+        <w:t xml:space="preserve"> I Figur 1 visas fyndplatser för naturvårdsarter i området, som finns registrerade på Artportalen.</w:t>
       </w:r>
     </w:p>
     <w:p>
@@ -206,7 +209,7 @@
       <w:r>
         <w:drawing>
           <wp:inline xmlns:a="http://schemas.openxmlformats.org/drawingml/2006/main" xmlns:pic="http://schemas.openxmlformats.org/drawingml/2006/picture">
-            <wp:extent cx="5486400" cy="4099432"/>
+            <wp:extent cx="5486400" cy="5192284"/>
             <wp:docPr id="1" name="Picture 1"/>
             <wp:cNvGraphicFramePr>
               <a:graphicFrameLocks noChangeAspect="1"/>
@@ -227,7 +230,7 @@
                   <pic:spPr>
                     <a:xfrm>
                       <a:off x="0" y="0"/>
-                      <a:ext cx="5486400" cy="4099432"/>
+                      <a:ext cx="5486400" cy="5192284"/>
                     </a:xfrm>
                     <a:prstGeom prst="rect"/>
                   </pic:spPr>
@@ -241,9 +244,39 @@
     <w:p>
       <w:pPr>
         <w:pStyle w:val="Caption"/>
+        <w:spacing w:after="240"/>
       </w:pPr>
       <w:r>
-        <w:t>Figur 1. Fyndplatser för naturvårdsarter i det avverkningsanmälda området (röd linje). Markörer utan svart kant är placerade på fyndplatsen. Markörer med svart kant är placerade vid sidan av fyndplatsen och har ett svart streck som visar fyndplatsens exakta position. Kartans mittpunktskoordinat är N 6553137, E 632894 i SWEREF 99 TM.</w:t>
+        <w:t>Figur 1. Fyndplatser för naturvårdsarter i och inom 23 meter från avverkningsanmälan (röd linje). Markörer utan svart kant är placerade på fyndplatsen. Markörer med svart kant är placerade vid sidan av fyndplatsen och har ett svart streck som visar fyndplatsens exakta position. Kartans mittpunktskoordinat är N 6553137, E 632894 i SWEREF 99 TM.</w:t>
+      </w:r>
+    </w:p>
+    <w:p>
+      <w:r>
+        <w:rPr>
+          <w:b/>
+        </w:rPr>
+        <w:t xml:space="preserve">Blåmossa </w:t>
+      </w:r>
+      <w:r>
+        <w:t xml:space="preserve">har karaktäristiska kuddar som är lätta att se på långt håll. Mycket stora kuddar, större än 0,5 meter i höjd, indikerar höga naturvärden där skogen har en lång period av orördhet oh stabila miljöförhållanden. Mossan växer under gynnsamma omständigheter cirka 1 centimeter per år och stora kuddar kan därför indirekt visa att lokalen varit lämplig under en lång tid. Blåmossa är typisk art för </w:t>
+      </w:r>
+      <w:r>
+        <w:rPr>
+          <w:i/>
+        </w:rPr>
+        <w:t>9010 Taiga, 9080 Lövsumpskog</w:t>
+      </w:r>
+      <w:r>
+        <w:t xml:space="preserve"> och </w:t>
+      </w:r>
+      <w:r>
+        <w:rPr>
+          <w:i/>
+        </w:rPr>
+        <w:t>9750 Svämlövskog</w:t>
+      </w:r>
+      <w:r>
+        <w:t xml:space="preserve"> (SLU Artdatabanken, 2025; Nitare &amp; Skogsstyrelsen, 2019).</w:t>
       </w:r>
     </w:p>
     <w:p>
@@ -392,7 +425,7 @@
         <w:rPr>
           <w:i/>
         </w:rPr>
-        <w:t>I det avverkningsanmälda skogsområdet har 1 naturvårdsarter varav 1 rödlistade arter sina livsmiljöer och växtplatser.</w:t>
+        <w:t>I det avverkningsanmälda skogsområdet har 2 naturvårdsarter varav 1 rödlistade arter sina livsmiljöer och växtplatser.</w:t>
       </w:r>
     </w:p>
     <w:p>
@@ -597,7 +630,7 @@
 </file>
 
 <file path=word/endnotes.xml><?xml version="1.0" encoding="utf-8"?>
-<w:endnotes xmlns:wpc="http://schemas.microsoft.com/office/word/2010/wordprocessingCanvas" xmlns:cx="http://schemas.microsoft.com/office/drawing/2014/chartex" xmlns:cx1="http://schemas.microsoft.com/office/drawing/2015/9/8/chartex" xmlns:cx2="http://schemas.microsoft.com/office/drawing/2015/10/21/chartex" xmlns:cx3="http://schemas.microsoft.com/office/drawing/2016/5/9/chartex" xmlns:cx4="http://schemas.microsoft.com/office/drawing/2016/5/10/chartex" xmlns:cx5="http://schemas.microsoft.com/office/drawing/2016/5/11/chartex" xmlns:cx6="http://schemas.microsoft.com/office/drawing/2016/5/12/chartex" xmlns:cx7="http://schemas.microsoft.com/office/drawing/2016/5/13/chartex" xmlns:cx8="http://schemas.microsoft.com/office/drawing/2016/5/14/chartex" xmlns:mc="http://schemas.openxmlformats.org/markup-compatibility/2006" xmlns:aink="http://schemas.microsoft.com/office/drawing/2016/ink" xmlns:am3d="http://schemas.microsoft.com/office/drawing/2017/model3d" xmlns:o="urn:schemas-microsoft-com:office:office" xmlns:oel="http://schemas.microsoft.com/office/2019/extlst" xmlns:r="http://schemas.openxmlformats.org/officeDocument/2006/relationships" xmlns:m="http://schemas.openxmlformats.org/officeDocument/2006/math" xmlns:v="urn:schemas-microsoft-com:vml" xmlns:wp14="http://schemas.microsoft.com/office/word/2010/wordprocessingDrawing" xmlns:wp="http://schemas.openxmlformats.org/drawingml/2006/wordprocessingDrawing" xmlns:w10="urn:schemas-microsoft-com:office:word" xmlns:w="http://schemas.openxmlformats.org/wordprocessingml/2006/main" xmlns:w14="http://schemas.microsoft.com/office/word/2010/wordml" xmlns:w15="http://schemas.microsoft.com/office/word/2012/wordml" xmlns:w16cex="http://schemas.microsoft.com/office/word/2018/wordml/cex" xmlns:w16cid="http://schemas.microsoft.com/office/word/2016/wordml/cid" xmlns:w16="http://schemas.microsoft.com/office/word/2018/wordml" xmlns:w16sdtdh="http://schemas.microsoft.com/office/word/2020/wordml/sdtdatahash" xmlns:w16se="http://schemas.microsoft.com/office/word/2015/wordml/symex" xmlns:wpg="http://schemas.microsoft.com/office/word/2010/wordprocessingGroup" xmlns:wpi="http://schemas.microsoft.com/office/word/2010/wordprocessingInk" xmlns:wne="http://schemas.microsoft.com/office/word/2006/wordml" xmlns:wps="http://schemas.microsoft.com/office/word/2010/wordprocessingShape" mc:Ignorable="w14 w15 w16se w16cid w16 w16cex w16sdtdh wp14">
+<w:endnotes xmlns:wpc="http://schemas.microsoft.com/office/word/2010/wordprocessingCanvas" xmlns:cx="http://schemas.microsoft.com/office/drawing/2014/chartex" xmlns:cx1="http://schemas.microsoft.com/office/drawing/2015/9/8/chartex" xmlns:cx2="http://schemas.microsoft.com/office/drawing/2015/10/21/chartex" xmlns:cx3="http://schemas.microsoft.com/office/drawing/2016/5/9/chartex" xmlns:cx4="http://schemas.microsoft.com/office/drawing/2016/5/10/chartex" xmlns:cx5="http://schemas.microsoft.com/office/drawing/2016/5/11/chartex" xmlns:cx6="http://schemas.microsoft.com/office/drawing/2016/5/12/chartex" xmlns:cx7="http://schemas.microsoft.com/office/drawing/2016/5/13/chartex" xmlns:cx8="http://schemas.microsoft.com/office/drawing/2016/5/14/chartex" xmlns:mc="http://schemas.openxmlformats.org/markup-compatibility/2006" xmlns:aink="http://schemas.microsoft.com/office/drawing/2016/ink" xmlns:am3d="http://schemas.microsoft.com/office/drawing/2017/model3d" xmlns:o="urn:schemas-microsoft-com:office:office" xmlns:oel="http://schemas.microsoft.com/office/2019/extlst" xmlns:r="http://schemas.openxmlformats.org/officeDocument/2006/relationships" xmlns:m="http://schemas.openxmlformats.org/officeDocument/2006/math" xmlns:v="urn:schemas-microsoft-com:vml" xmlns:wp14="http://schemas.microsoft.com/office/word/2010/wordprocessingDrawing" xmlns:wp="http://schemas.openxmlformats.org/drawingml/2006/wordprocessingDrawing" xmlns:w10="urn:schemas-microsoft-com:office:word" xmlns:w="http://schemas.openxmlformats.org/wordprocessingml/2006/main" xmlns:w14="http://schemas.microsoft.com/office/word/2010/wordml" xmlns:w15="http://schemas.microsoft.com/office/word/2012/wordml" xmlns:w16cex="http://schemas.microsoft.com/office/word/2018/wordml/cex" xmlns:w16cid="http://schemas.microsoft.com/office/word/2016/wordml/cid" xmlns:w16="http://schemas.microsoft.com/office/word/2018/wordml" xmlns:w16du="http://schemas.microsoft.com/office/word/2023/wordml/word16du" xmlns:w16sdtdh="http://schemas.microsoft.com/office/word/2020/wordml/sdtdatahash" xmlns:w16sdtfl="http://schemas.microsoft.com/office/word/2024/wordml/sdtformatlock" xmlns:w16se="http://schemas.microsoft.com/office/word/2015/wordml/symex" xmlns:wpg="http://schemas.microsoft.com/office/word/2010/wordprocessingGroup" xmlns:wpi="http://schemas.microsoft.com/office/word/2010/wordprocessingInk" xmlns:wne="http://schemas.microsoft.com/office/word/2006/wordml" xmlns:wps="http://schemas.microsoft.com/office/word/2010/wordprocessingShape" mc:Ignorable="w14 w15 w16se w16cid w16 w16cex w16sdtdh w16sdtfl w16du wp14">
   <w:endnote w:type="separator" w:id="-1">
     <w:p>
       <w:pPr>
@@ -622,7 +655,7 @@
 </file>
 
 <file path=word/footer1.xml><?xml version="1.0" encoding="utf-8"?>
-<w:ftr xmlns:wpc="http://schemas.microsoft.com/office/word/2010/wordprocessingCanvas" xmlns:cx="http://schemas.microsoft.com/office/drawing/2014/chartex" xmlns:cx1="http://schemas.microsoft.com/office/drawing/2015/9/8/chartex" xmlns:cx2="http://schemas.microsoft.com/office/drawing/2015/10/21/chartex" xmlns:cx3="http://schemas.microsoft.com/office/drawing/2016/5/9/chartex" xmlns:cx4="http://schemas.microsoft.com/office/drawing/2016/5/10/chartex" xmlns:cx5="http://schemas.microsoft.com/office/drawing/2016/5/11/chartex" xmlns:cx6="http://schemas.microsoft.com/office/drawing/2016/5/12/chartex" xmlns:cx7="http://schemas.microsoft.com/office/drawing/2016/5/13/chartex" xmlns:cx8="http://schemas.microsoft.com/office/drawing/2016/5/14/chartex" xmlns:mc="http://schemas.openxmlformats.org/markup-compatibility/2006" xmlns:aink="http://schemas.microsoft.com/office/drawing/2016/ink" xmlns:am3d="http://schemas.microsoft.com/office/drawing/2017/model3d" xmlns:o="urn:schemas-microsoft-com:office:office" xmlns:oel="http://schemas.microsoft.com/office/2019/extlst" xmlns:r="http://schemas.openxmlformats.org/officeDocument/2006/relationships" xmlns:m="http://schemas.openxmlformats.org/officeDocument/2006/math" xmlns:v="urn:schemas-microsoft-com:vml" xmlns:wp14="http://schemas.microsoft.com/office/word/2010/wordprocessingDrawing" xmlns:wp="http://schemas.openxmlformats.org/drawingml/2006/wordprocessingDrawing" xmlns:w10="urn:schemas-microsoft-com:office:word" xmlns:w="http://schemas.openxmlformats.org/wordprocessingml/2006/main" xmlns:w14="http://schemas.microsoft.com/office/word/2010/wordml" xmlns:w15="http://schemas.microsoft.com/office/word/2012/wordml" xmlns:w16cex="http://schemas.microsoft.com/office/word/2018/wordml/cex" xmlns:w16cid="http://schemas.microsoft.com/office/word/2016/wordml/cid" xmlns:w16="http://schemas.microsoft.com/office/word/2018/wordml" xmlns:w16sdtdh="http://schemas.microsoft.com/office/word/2020/wordml/sdtdatahash" xmlns:w16se="http://schemas.microsoft.com/office/word/2015/wordml/symex" xmlns:wpg="http://schemas.microsoft.com/office/word/2010/wordprocessingGroup" xmlns:wpi="http://schemas.microsoft.com/office/word/2010/wordprocessingInk" xmlns:wne="http://schemas.microsoft.com/office/word/2006/wordml" xmlns:wps="http://schemas.microsoft.com/office/word/2010/wordprocessingShape" mc:Ignorable="w14 w15 w16se w16cid w16 w16cex w16sdtdh wp14">
+<w:ftr xmlns:wpc="http://schemas.microsoft.com/office/word/2010/wordprocessingCanvas" xmlns:cx="http://schemas.microsoft.com/office/drawing/2014/chartex" xmlns:cx1="http://schemas.microsoft.com/office/drawing/2015/9/8/chartex" xmlns:cx2="http://schemas.microsoft.com/office/drawing/2015/10/21/chartex" xmlns:cx3="http://schemas.microsoft.com/office/drawing/2016/5/9/chartex" xmlns:cx4="http://schemas.microsoft.com/office/drawing/2016/5/10/chartex" xmlns:cx5="http://schemas.microsoft.com/office/drawing/2016/5/11/chartex" xmlns:cx6="http://schemas.microsoft.com/office/drawing/2016/5/12/chartex" xmlns:cx7="http://schemas.microsoft.com/office/drawing/2016/5/13/chartex" xmlns:cx8="http://schemas.microsoft.com/office/drawing/2016/5/14/chartex" xmlns:mc="http://schemas.openxmlformats.org/markup-compatibility/2006" xmlns:aink="http://schemas.microsoft.com/office/drawing/2016/ink" xmlns:am3d="http://schemas.microsoft.com/office/drawing/2017/model3d" xmlns:o="urn:schemas-microsoft-com:office:office" xmlns:oel="http://schemas.microsoft.com/office/2019/extlst" xmlns:r="http://schemas.openxmlformats.org/officeDocument/2006/relationships" xmlns:m="http://schemas.openxmlformats.org/officeDocument/2006/math" xmlns:v="urn:schemas-microsoft-com:vml" xmlns:wp14="http://schemas.microsoft.com/office/word/2010/wordprocessingDrawing" xmlns:wp="http://schemas.openxmlformats.org/drawingml/2006/wordprocessingDrawing" xmlns:w10="urn:schemas-microsoft-com:office:word" xmlns:w="http://schemas.openxmlformats.org/wordprocessingml/2006/main" xmlns:w14="http://schemas.microsoft.com/office/word/2010/wordml" xmlns:w15="http://schemas.microsoft.com/office/word/2012/wordml" xmlns:w16cex="http://schemas.microsoft.com/office/word/2018/wordml/cex" xmlns:w16cid="http://schemas.microsoft.com/office/word/2016/wordml/cid" xmlns:w16="http://schemas.microsoft.com/office/word/2018/wordml" xmlns:w16du="http://schemas.microsoft.com/office/word/2023/wordml/word16du" xmlns:w16sdtdh="http://schemas.microsoft.com/office/word/2020/wordml/sdtdatahash" xmlns:w16sdtfl="http://schemas.microsoft.com/office/word/2024/wordml/sdtformatlock" xmlns:w16se="http://schemas.microsoft.com/office/word/2015/wordml/symex" xmlns:wpg="http://schemas.microsoft.com/office/word/2010/wordprocessingGroup" xmlns:wpi="http://schemas.microsoft.com/office/word/2010/wordprocessingInk" xmlns:wne="http://schemas.microsoft.com/office/word/2006/wordml" xmlns:wps="http://schemas.microsoft.com/office/word/2010/wordprocessingShape" mc:Ignorable="w14 w15 w16se w16cid w16 w16cex w16sdtdh w16sdtfl w16du wp14">
   <w:p>
     <w:pPr>
       <w:pStyle w:val="Footer"/>
@@ -632,7 +665,7 @@
 </file>
 
 <file path=word/footer2.xml><?xml version="1.0" encoding="utf-8"?>
-<w:ftr xmlns:wpc="http://schemas.microsoft.com/office/word/2010/wordprocessingCanvas" xmlns:cx="http://schemas.microsoft.com/office/drawing/2014/chartex" xmlns:cx1="http://schemas.microsoft.com/office/drawing/2015/9/8/chartex" xmlns:cx2="http://schemas.microsoft.com/office/drawing/2015/10/21/chartex" xmlns:cx3="http://schemas.microsoft.com/office/drawing/2016/5/9/chartex" xmlns:cx4="http://schemas.microsoft.com/office/drawing/2016/5/10/chartex" xmlns:cx5="http://schemas.microsoft.com/office/drawing/2016/5/11/chartex" xmlns:cx6="http://schemas.microsoft.com/office/drawing/2016/5/12/chartex" xmlns:cx7="http://schemas.microsoft.com/office/drawing/2016/5/13/chartex" xmlns:cx8="http://schemas.microsoft.com/office/drawing/2016/5/14/chartex" xmlns:mc="http://schemas.openxmlformats.org/markup-compatibility/2006" xmlns:aink="http://schemas.microsoft.com/office/drawing/2016/ink" xmlns:am3d="http://schemas.microsoft.com/office/drawing/2017/model3d" xmlns:o="urn:schemas-microsoft-com:office:office" xmlns:oel="http://schemas.microsoft.com/office/2019/extlst" xmlns:r="http://schemas.openxmlformats.org/officeDocument/2006/relationships" xmlns:m="http://schemas.openxmlformats.org/officeDocument/2006/math" xmlns:v="urn:schemas-microsoft-com:vml" xmlns:wp14="http://schemas.microsoft.com/office/word/2010/wordprocessingDrawing" xmlns:wp="http://schemas.openxmlformats.org/drawingml/2006/wordprocessingDrawing" xmlns:w10="urn:schemas-microsoft-com:office:word" xmlns:w="http://schemas.openxmlformats.org/wordprocessingml/2006/main" xmlns:w14="http://schemas.microsoft.com/office/word/2010/wordml" xmlns:w15="http://schemas.microsoft.com/office/word/2012/wordml" xmlns:w16cex="http://schemas.microsoft.com/office/word/2018/wordml/cex" xmlns:w16cid="http://schemas.microsoft.com/office/word/2016/wordml/cid" xmlns:w16="http://schemas.microsoft.com/office/word/2018/wordml" xmlns:w16sdtdh="http://schemas.microsoft.com/office/word/2020/wordml/sdtdatahash" xmlns:w16se="http://schemas.microsoft.com/office/word/2015/wordml/symex" xmlns:wpg="http://schemas.microsoft.com/office/word/2010/wordprocessingGroup" xmlns:wpi="http://schemas.microsoft.com/office/word/2010/wordprocessingInk" xmlns:wne="http://schemas.microsoft.com/office/word/2006/wordml" xmlns:wps="http://schemas.microsoft.com/office/word/2010/wordprocessingShape" mc:Ignorable="w14 w15 w16se w16cid w16 w16cex w16sdtdh wp14">
+<w:ftr xmlns:wpc="http://schemas.microsoft.com/office/word/2010/wordprocessingCanvas" xmlns:cx="http://schemas.microsoft.com/office/drawing/2014/chartex" xmlns:cx1="http://schemas.microsoft.com/office/drawing/2015/9/8/chartex" xmlns:cx2="http://schemas.microsoft.com/office/drawing/2015/10/21/chartex" xmlns:cx3="http://schemas.microsoft.com/office/drawing/2016/5/9/chartex" xmlns:cx4="http://schemas.microsoft.com/office/drawing/2016/5/10/chartex" xmlns:cx5="http://schemas.microsoft.com/office/drawing/2016/5/11/chartex" xmlns:cx6="http://schemas.microsoft.com/office/drawing/2016/5/12/chartex" xmlns:cx7="http://schemas.microsoft.com/office/drawing/2016/5/13/chartex" xmlns:cx8="http://schemas.microsoft.com/office/drawing/2016/5/14/chartex" xmlns:mc="http://schemas.openxmlformats.org/markup-compatibility/2006" xmlns:aink="http://schemas.microsoft.com/office/drawing/2016/ink" xmlns:am3d="http://schemas.microsoft.com/office/drawing/2017/model3d" xmlns:o="urn:schemas-microsoft-com:office:office" xmlns:oel="http://schemas.microsoft.com/office/2019/extlst" xmlns:r="http://schemas.openxmlformats.org/officeDocument/2006/relationships" xmlns:m="http://schemas.openxmlformats.org/officeDocument/2006/math" xmlns:v="urn:schemas-microsoft-com:vml" xmlns:wp14="http://schemas.microsoft.com/office/word/2010/wordprocessingDrawing" xmlns:wp="http://schemas.openxmlformats.org/drawingml/2006/wordprocessingDrawing" xmlns:w10="urn:schemas-microsoft-com:office:word" xmlns:w="http://schemas.openxmlformats.org/wordprocessingml/2006/main" xmlns:w14="http://schemas.microsoft.com/office/word/2010/wordml" xmlns:w15="http://schemas.microsoft.com/office/word/2012/wordml" xmlns:w16cex="http://schemas.microsoft.com/office/word/2018/wordml/cex" xmlns:w16cid="http://schemas.microsoft.com/office/word/2016/wordml/cid" xmlns:w16="http://schemas.microsoft.com/office/word/2018/wordml" xmlns:w16du="http://schemas.microsoft.com/office/word/2023/wordml/word16du" xmlns:w16sdtdh="http://schemas.microsoft.com/office/word/2020/wordml/sdtdatahash" xmlns:w16sdtfl="http://schemas.microsoft.com/office/word/2024/wordml/sdtformatlock" xmlns:w16se="http://schemas.microsoft.com/office/word/2015/wordml/symex" xmlns:wpg="http://schemas.microsoft.com/office/word/2010/wordprocessingGroup" xmlns:wpi="http://schemas.microsoft.com/office/word/2010/wordprocessingInk" xmlns:wne="http://schemas.microsoft.com/office/word/2006/wordml" xmlns:wps="http://schemas.microsoft.com/office/word/2010/wordprocessingShape" mc:Ignorable="w14 w15 w16se w16cid w16 w16cex w16sdtdh w16sdtfl w16du wp14">
   <w:p>
     <w:pPr>
       <w:pStyle w:val="Footer"/>
@@ -642,7 +675,7 @@
 </file>
 
 <file path=word/footer3.xml><?xml version="1.0" encoding="utf-8"?>
-<w:ftr xmlns:wpc="http://schemas.microsoft.com/office/word/2010/wordprocessingCanvas" xmlns:cx="http://schemas.microsoft.com/office/drawing/2014/chartex" xmlns:cx1="http://schemas.microsoft.com/office/drawing/2015/9/8/chartex" xmlns:cx2="http://schemas.microsoft.com/office/drawing/2015/10/21/chartex" xmlns:cx3="http://schemas.microsoft.com/office/drawing/2016/5/9/chartex" xmlns:cx4="http://schemas.microsoft.com/office/drawing/2016/5/10/chartex" xmlns:cx5="http://schemas.microsoft.com/office/drawing/2016/5/11/chartex" xmlns:cx6="http://schemas.microsoft.com/office/drawing/2016/5/12/chartex" xmlns:cx7="http://schemas.microsoft.com/office/drawing/2016/5/13/chartex" xmlns:cx8="http://schemas.microsoft.com/office/drawing/2016/5/14/chartex" xmlns:mc="http://schemas.openxmlformats.org/markup-compatibility/2006" xmlns:aink="http://schemas.microsoft.com/office/drawing/2016/ink" xmlns:am3d="http://schemas.microsoft.com/office/drawing/2017/model3d" xmlns:o="urn:schemas-microsoft-com:office:office" xmlns:oel="http://schemas.microsoft.com/office/2019/extlst" xmlns:r="http://schemas.openxmlformats.org/officeDocument/2006/relationships" xmlns:m="http://schemas.openxmlformats.org/officeDocument/2006/math" xmlns:v="urn:schemas-microsoft-com:vml" xmlns:wp14="http://schemas.microsoft.com/office/word/2010/wordprocessingDrawing" xmlns:wp="http://schemas.openxmlformats.org/drawingml/2006/wordprocessingDrawing" xmlns:w10="urn:schemas-microsoft-com:office:word" xmlns:w="http://schemas.openxmlformats.org/wordprocessingml/2006/main" xmlns:w14="http://schemas.microsoft.com/office/word/2010/wordml" xmlns:w15="http://schemas.microsoft.com/office/word/2012/wordml" xmlns:w16cex="http://schemas.microsoft.com/office/word/2018/wordml/cex" xmlns:w16cid="http://schemas.microsoft.com/office/word/2016/wordml/cid" xmlns:w16="http://schemas.microsoft.com/office/word/2018/wordml" xmlns:w16sdtdh="http://schemas.microsoft.com/office/word/2020/wordml/sdtdatahash" xmlns:w16se="http://schemas.microsoft.com/office/word/2015/wordml/symex" xmlns:wpg="http://schemas.microsoft.com/office/word/2010/wordprocessingGroup" xmlns:wpi="http://schemas.microsoft.com/office/word/2010/wordprocessingInk" xmlns:wne="http://schemas.microsoft.com/office/word/2006/wordml" xmlns:wps="http://schemas.microsoft.com/office/word/2010/wordprocessingShape" mc:Ignorable="w14 w15 w16se w16cid w16 w16cex w16sdtdh wp14">
+<w:ftr xmlns:wpc="http://schemas.microsoft.com/office/word/2010/wordprocessingCanvas" xmlns:cx="http://schemas.microsoft.com/office/drawing/2014/chartex" xmlns:cx1="http://schemas.microsoft.com/office/drawing/2015/9/8/chartex" xmlns:cx2="http://schemas.microsoft.com/office/drawing/2015/10/21/chartex" xmlns:cx3="http://schemas.microsoft.com/office/drawing/2016/5/9/chartex" xmlns:cx4="http://schemas.microsoft.com/office/drawing/2016/5/10/chartex" xmlns:cx5="http://schemas.microsoft.com/office/drawing/2016/5/11/chartex" xmlns:cx6="http://schemas.microsoft.com/office/drawing/2016/5/12/chartex" xmlns:cx7="http://schemas.microsoft.com/office/drawing/2016/5/13/chartex" xmlns:cx8="http://schemas.microsoft.com/office/drawing/2016/5/14/chartex" xmlns:mc="http://schemas.openxmlformats.org/markup-compatibility/2006" xmlns:aink="http://schemas.microsoft.com/office/drawing/2016/ink" xmlns:am3d="http://schemas.microsoft.com/office/drawing/2017/model3d" xmlns:o="urn:schemas-microsoft-com:office:office" xmlns:oel="http://schemas.microsoft.com/office/2019/extlst" xmlns:r="http://schemas.openxmlformats.org/officeDocument/2006/relationships" xmlns:m="http://schemas.openxmlformats.org/officeDocument/2006/math" xmlns:v="urn:schemas-microsoft-com:vml" xmlns:wp14="http://schemas.microsoft.com/office/word/2010/wordprocessingDrawing" xmlns:wp="http://schemas.openxmlformats.org/drawingml/2006/wordprocessingDrawing" xmlns:w10="urn:schemas-microsoft-com:office:word" xmlns:w="http://schemas.openxmlformats.org/wordprocessingml/2006/main" xmlns:w14="http://schemas.microsoft.com/office/word/2010/wordml" xmlns:w15="http://schemas.microsoft.com/office/word/2012/wordml" xmlns:w16cex="http://schemas.microsoft.com/office/word/2018/wordml/cex" xmlns:w16cid="http://schemas.microsoft.com/office/word/2016/wordml/cid" xmlns:w16="http://schemas.microsoft.com/office/word/2018/wordml" xmlns:w16du="http://schemas.microsoft.com/office/word/2023/wordml/word16du" xmlns:w16sdtdh="http://schemas.microsoft.com/office/word/2020/wordml/sdtdatahash" xmlns:w16sdtfl="http://schemas.microsoft.com/office/word/2024/wordml/sdtformatlock" xmlns:w16se="http://schemas.microsoft.com/office/word/2015/wordml/symex" xmlns:wpg="http://schemas.microsoft.com/office/word/2010/wordprocessingGroup" xmlns:wpi="http://schemas.microsoft.com/office/word/2010/wordprocessingInk" xmlns:wne="http://schemas.microsoft.com/office/word/2006/wordml" xmlns:wps="http://schemas.microsoft.com/office/word/2010/wordprocessingShape" mc:Ignorable="w14 w15 w16se w16cid w16 w16cex w16sdtdh w16sdtfl w16du wp14">
   <w:p>
     <w:pPr>
       <w:pStyle w:val="Footer"/>
@@ -652,7 +685,7 @@
 </file>
 
 <file path=word/footnotes.xml><?xml version="1.0" encoding="utf-8"?>
-<w:footnotes xmlns:wpc="http://schemas.microsoft.com/office/word/2010/wordprocessingCanvas" xmlns:cx="http://schemas.microsoft.com/office/drawing/2014/chartex" xmlns:cx1="http://schemas.microsoft.com/office/drawing/2015/9/8/chartex" xmlns:cx2="http://schemas.microsoft.com/office/drawing/2015/10/21/chartex" xmlns:cx3="http://schemas.microsoft.com/office/drawing/2016/5/9/chartex" xmlns:cx4="http://schemas.microsoft.com/office/drawing/2016/5/10/chartex" xmlns:cx5="http://schemas.microsoft.com/office/drawing/2016/5/11/chartex" xmlns:cx6="http://schemas.microsoft.com/office/drawing/2016/5/12/chartex" xmlns:cx7="http://schemas.microsoft.com/office/drawing/2016/5/13/chartex" xmlns:cx8="http://schemas.microsoft.com/office/drawing/2016/5/14/chartex" xmlns:mc="http://schemas.openxmlformats.org/markup-compatibility/2006" xmlns:aink="http://schemas.microsoft.com/office/drawing/2016/ink" xmlns:am3d="http://schemas.microsoft.com/office/drawing/2017/model3d" xmlns:o="urn:schemas-microsoft-com:office:office" xmlns:oel="http://schemas.microsoft.com/office/2019/extlst" xmlns:r="http://schemas.openxmlformats.org/officeDocument/2006/relationships" xmlns:m="http://schemas.openxmlformats.org/officeDocument/2006/math" xmlns:v="urn:schemas-microsoft-com:vml" xmlns:wp14="http://schemas.microsoft.com/office/word/2010/wordprocessingDrawing" xmlns:wp="http://schemas.openxmlformats.org/drawingml/2006/wordprocessingDrawing" xmlns:w10="urn:schemas-microsoft-com:office:word" xmlns:w="http://schemas.openxmlformats.org/wordprocessingml/2006/main" xmlns:w14="http://schemas.microsoft.com/office/word/2010/wordml" xmlns:w15="http://schemas.microsoft.com/office/word/2012/wordml" xmlns:w16cex="http://schemas.microsoft.com/office/word/2018/wordml/cex" xmlns:w16cid="http://schemas.microsoft.com/office/word/2016/wordml/cid" xmlns:w16="http://schemas.microsoft.com/office/word/2018/wordml" xmlns:w16sdtdh="http://schemas.microsoft.com/office/word/2020/wordml/sdtdatahash" xmlns:w16se="http://schemas.microsoft.com/office/word/2015/wordml/symex" xmlns:wpg="http://schemas.microsoft.com/office/word/2010/wordprocessingGroup" xmlns:wpi="http://schemas.microsoft.com/office/word/2010/wordprocessingInk" xmlns:wne="http://schemas.microsoft.com/office/word/2006/wordml" xmlns:wps="http://schemas.microsoft.com/office/word/2010/wordprocessingShape" mc:Ignorable="w14 w15 w16se w16cid w16 w16cex w16sdtdh wp14">
+<w:footnotes xmlns:wpc="http://schemas.microsoft.com/office/word/2010/wordprocessingCanvas" xmlns:cx="http://schemas.microsoft.com/office/drawing/2014/chartex" xmlns:cx1="http://schemas.microsoft.com/office/drawing/2015/9/8/chartex" xmlns:cx2="http://schemas.microsoft.com/office/drawing/2015/10/21/chartex" xmlns:cx3="http://schemas.microsoft.com/office/drawing/2016/5/9/chartex" xmlns:cx4="http://schemas.microsoft.com/office/drawing/2016/5/10/chartex" xmlns:cx5="http://schemas.microsoft.com/office/drawing/2016/5/11/chartex" xmlns:cx6="http://schemas.microsoft.com/office/drawing/2016/5/12/chartex" xmlns:cx7="http://schemas.microsoft.com/office/drawing/2016/5/13/chartex" xmlns:cx8="http://schemas.microsoft.com/office/drawing/2016/5/14/chartex" xmlns:mc="http://schemas.openxmlformats.org/markup-compatibility/2006" xmlns:aink="http://schemas.microsoft.com/office/drawing/2016/ink" xmlns:am3d="http://schemas.microsoft.com/office/drawing/2017/model3d" xmlns:o="urn:schemas-microsoft-com:office:office" xmlns:oel="http://schemas.microsoft.com/office/2019/extlst" xmlns:r="http://schemas.openxmlformats.org/officeDocument/2006/relationships" xmlns:m="http://schemas.openxmlformats.org/officeDocument/2006/math" xmlns:v="urn:schemas-microsoft-com:vml" xmlns:wp14="http://schemas.microsoft.com/office/word/2010/wordprocessingDrawing" xmlns:wp="http://schemas.openxmlformats.org/drawingml/2006/wordprocessingDrawing" xmlns:w10="urn:schemas-microsoft-com:office:word" xmlns:w="http://schemas.openxmlformats.org/wordprocessingml/2006/main" xmlns:w14="http://schemas.microsoft.com/office/word/2010/wordml" xmlns:w15="http://schemas.microsoft.com/office/word/2012/wordml" xmlns:w16cex="http://schemas.microsoft.com/office/word/2018/wordml/cex" xmlns:w16cid="http://schemas.microsoft.com/office/word/2016/wordml/cid" xmlns:w16="http://schemas.microsoft.com/office/word/2018/wordml" xmlns:w16du="http://schemas.microsoft.com/office/word/2023/wordml/word16du" xmlns:w16sdtdh="http://schemas.microsoft.com/office/word/2020/wordml/sdtdatahash" xmlns:w16sdtfl="http://schemas.microsoft.com/office/word/2024/wordml/sdtformatlock" xmlns:w16se="http://schemas.microsoft.com/office/word/2015/wordml/symex" xmlns:wpg="http://schemas.microsoft.com/office/word/2010/wordprocessingGroup" xmlns:wpi="http://schemas.microsoft.com/office/word/2010/wordprocessingInk" xmlns:wne="http://schemas.microsoft.com/office/word/2006/wordml" xmlns:wps="http://schemas.microsoft.com/office/word/2010/wordprocessingShape" mc:Ignorable="w14 w15 w16se w16cid w16 w16cex w16sdtdh w16sdtfl w16du wp14">
   <w:footnote w:type="separator" w:id="-1">
     <w:p>
       <w:pPr>
@@ -677,7 +710,7 @@
 </file>
 
 <file path=word/header1.xml><?xml version="1.0" encoding="utf-8"?>
-<w:hdr xmlns:wpc="http://schemas.microsoft.com/office/word/2010/wordprocessingCanvas" xmlns:cx="http://schemas.microsoft.com/office/drawing/2014/chartex" xmlns:cx1="http://schemas.microsoft.com/office/drawing/2015/9/8/chartex" xmlns:cx2="http://schemas.microsoft.com/office/drawing/2015/10/21/chartex" xmlns:cx3="http://schemas.microsoft.com/office/drawing/2016/5/9/chartex" xmlns:cx4="http://schemas.microsoft.com/office/drawing/2016/5/10/chartex" xmlns:cx5="http://schemas.microsoft.com/office/drawing/2016/5/11/chartex" xmlns:cx6="http://schemas.microsoft.com/office/drawing/2016/5/12/chartex" xmlns:cx7="http://schemas.microsoft.com/office/drawing/2016/5/13/chartex" xmlns:cx8="http://schemas.microsoft.com/office/drawing/2016/5/14/chartex" xmlns:mc="http://schemas.openxmlformats.org/markup-compatibility/2006" xmlns:aink="http://schemas.microsoft.com/office/drawing/2016/ink" xmlns:am3d="http://schemas.microsoft.com/office/drawing/2017/model3d" xmlns:o="urn:schemas-microsoft-com:office:office" xmlns:oel="http://schemas.microsoft.com/office/2019/extlst" xmlns:r="http://schemas.openxmlformats.org/officeDocument/2006/relationships" xmlns:m="http://schemas.openxmlformats.org/officeDocument/2006/math" xmlns:v="urn:schemas-microsoft-com:vml" xmlns:wp14="http://schemas.microsoft.com/office/word/2010/wordprocessingDrawing" xmlns:wp="http://schemas.openxmlformats.org/drawingml/2006/wordprocessingDrawing" xmlns:w10="urn:schemas-microsoft-com:office:word" xmlns:w="http://schemas.openxmlformats.org/wordprocessingml/2006/main" xmlns:w14="http://schemas.microsoft.com/office/word/2010/wordml" xmlns:w15="http://schemas.microsoft.com/office/word/2012/wordml" xmlns:w16cex="http://schemas.microsoft.com/office/word/2018/wordml/cex" xmlns:w16cid="http://schemas.microsoft.com/office/word/2016/wordml/cid" xmlns:w16="http://schemas.microsoft.com/office/word/2018/wordml" xmlns:w16sdtdh="http://schemas.microsoft.com/office/word/2020/wordml/sdtdatahash" xmlns:w16se="http://schemas.microsoft.com/office/word/2015/wordml/symex" xmlns:wpg="http://schemas.microsoft.com/office/word/2010/wordprocessingGroup" xmlns:wpi="http://schemas.microsoft.com/office/word/2010/wordprocessingInk" xmlns:wne="http://schemas.microsoft.com/office/word/2006/wordml" xmlns:wps="http://schemas.microsoft.com/office/word/2010/wordprocessingShape" mc:Ignorable="w14 w15 w16se w16cid w16 w16cex w16sdtdh wp14">
+<w:hdr xmlns:wpc="http://schemas.microsoft.com/office/word/2010/wordprocessingCanvas" xmlns:cx="http://schemas.microsoft.com/office/drawing/2014/chartex" xmlns:cx1="http://schemas.microsoft.com/office/drawing/2015/9/8/chartex" xmlns:cx2="http://schemas.microsoft.com/office/drawing/2015/10/21/chartex" xmlns:cx3="http://schemas.microsoft.com/office/drawing/2016/5/9/chartex" xmlns:cx4="http://schemas.microsoft.com/office/drawing/2016/5/10/chartex" xmlns:cx5="http://schemas.microsoft.com/office/drawing/2016/5/11/chartex" xmlns:cx6="http://schemas.microsoft.com/office/drawing/2016/5/12/chartex" xmlns:cx7="http://schemas.microsoft.com/office/drawing/2016/5/13/chartex" xmlns:cx8="http://schemas.microsoft.com/office/drawing/2016/5/14/chartex" xmlns:mc="http://schemas.openxmlformats.org/markup-compatibility/2006" xmlns:aink="http://schemas.microsoft.com/office/drawing/2016/ink" xmlns:am3d="http://schemas.microsoft.com/office/drawing/2017/model3d" xmlns:o="urn:schemas-microsoft-com:office:office" xmlns:oel="http://schemas.microsoft.com/office/2019/extlst" xmlns:r="http://schemas.openxmlformats.org/officeDocument/2006/relationships" xmlns:m="http://schemas.openxmlformats.org/officeDocument/2006/math" xmlns:v="urn:schemas-microsoft-com:vml" xmlns:wp14="http://schemas.microsoft.com/office/word/2010/wordprocessingDrawing" xmlns:wp="http://schemas.openxmlformats.org/drawingml/2006/wordprocessingDrawing" xmlns:w10="urn:schemas-microsoft-com:office:word" xmlns:w="http://schemas.openxmlformats.org/wordprocessingml/2006/main" xmlns:w14="http://schemas.microsoft.com/office/word/2010/wordml" xmlns:w15="http://schemas.microsoft.com/office/word/2012/wordml" xmlns:w16cex="http://schemas.microsoft.com/office/word/2018/wordml/cex" xmlns:w16cid="http://schemas.microsoft.com/office/word/2016/wordml/cid" xmlns:w16="http://schemas.microsoft.com/office/word/2018/wordml" xmlns:w16du="http://schemas.microsoft.com/office/word/2023/wordml/word16du" xmlns:w16sdtdh="http://schemas.microsoft.com/office/word/2020/wordml/sdtdatahash" xmlns:w16sdtfl="http://schemas.microsoft.com/office/word/2024/wordml/sdtformatlock" xmlns:w16se="http://schemas.microsoft.com/office/word/2015/wordml/symex" xmlns:wpg="http://schemas.microsoft.com/office/word/2010/wordprocessingGroup" xmlns:wpi="http://schemas.microsoft.com/office/word/2010/wordprocessingInk" xmlns:wne="http://schemas.microsoft.com/office/word/2006/wordml" xmlns:wps="http://schemas.microsoft.com/office/word/2010/wordprocessingShape" mc:Ignorable="w14 w15 w16se w16cid w16 w16cex w16sdtdh w16sdtfl w16du wp14">
   <w:p>
     <w:pPr>
       <w:pStyle w:val="Header"/>
@@ -687,7 +720,7 @@
 </file>
 
 <file path=word/header2.xml><?xml version="1.0" encoding="utf-8"?>
-<w:hdr xmlns:wpc="http://schemas.microsoft.com/office/word/2010/wordprocessingCanvas" xmlns:cx="http://schemas.microsoft.com/office/drawing/2014/chartex" xmlns:cx1="http://schemas.microsoft.com/office/drawing/2015/9/8/chartex" xmlns:cx2="http://schemas.microsoft.com/office/drawing/2015/10/21/chartex" xmlns:cx3="http://schemas.microsoft.com/office/drawing/2016/5/9/chartex" xmlns:cx4="http://schemas.microsoft.com/office/drawing/2016/5/10/chartex" xmlns:cx5="http://schemas.microsoft.com/office/drawing/2016/5/11/chartex" xmlns:cx6="http://schemas.microsoft.com/office/drawing/2016/5/12/chartex" xmlns:cx7="http://schemas.microsoft.com/office/drawing/2016/5/13/chartex" xmlns:cx8="http://schemas.microsoft.com/office/drawing/2016/5/14/chartex" xmlns:mc="http://schemas.openxmlformats.org/markup-compatibility/2006" xmlns:aink="http://schemas.microsoft.com/office/drawing/2016/ink" xmlns:am3d="http://schemas.microsoft.com/office/drawing/2017/model3d" xmlns:o="urn:schemas-microsoft-com:office:office" xmlns:oel="http://schemas.microsoft.com/office/2019/extlst" xmlns:r="http://schemas.openxmlformats.org/officeDocument/2006/relationships" xmlns:m="http://schemas.openxmlformats.org/officeDocument/2006/math" xmlns:v="urn:schemas-microsoft-com:vml" xmlns:wp14="http://schemas.microsoft.com/office/word/2010/wordprocessingDrawing" xmlns:wp="http://schemas.openxmlformats.org/drawingml/2006/wordprocessingDrawing" xmlns:w10="urn:schemas-microsoft-com:office:word" xmlns:w="http://schemas.openxmlformats.org/wordprocessingml/2006/main" xmlns:w14="http://schemas.microsoft.com/office/word/2010/wordml" xmlns:w15="http://schemas.microsoft.com/office/word/2012/wordml" xmlns:w16cex="http://schemas.microsoft.com/office/word/2018/wordml/cex" xmlns:w16cid="http://schemas.microsoft.com/office/word/2016/wordml/cid" xmlns:w16="http://schemas.microsoft.com/office/word/2018/wordml" xmlns:w16sdtdh="http://schemas.microsoft.com/office/word/2020/wordml/sdtdatahash" xmlns:w16se="http://schemas.microsoft.com/office/word/2015/wordml/symex" xmlns:wpg="http://schemas.microsoft.com/office/word/2010/wordprocessingGroup" xmlns:wpi="http://schemas.microsoft.com/office/word/2010/wordprocessingInk" xmlns:wne="http://schemas.microsoft.com/office/word/2006/wordml" xmlns:wps="http://schemas.microsoft.com/office/word/2010/wordprocessingShape" mc:Ignorable="w14 w15 w16se w16cid w16 w16cex w16sdtdh wp14">
+<w:hdr xmlns:wpc="http://schemas.microsoft.com/office/word/2010/wordprocessingCanvas" xmlns:cx="http://schemas.microsoft.com/office/drawing/2014/chartex" xmlns:cx1="http://schemas.microsoft.com/office/drawing/2015/9/8/chartex" xmlns:cx2="http://schemas.microsoft.com/office/drawing/2015/10/21/chartex" xmlns:cx3="http://schemas.microsoft.com/office/drawing/2016/5/9/chartex" xmlns:cx4="http://schemas.microsoft.com/office/drawing/2016/5/10/chartex" xmlns:cx5="http://schemas.microsoft.com/office/drawing/2016/5/11/chartex" xmlns:cx6="http://schemas.microsoft.com/office/drawing/2016/5/12/chartex" xmlns:cx7="http://schemas.microsoft.com/office/drawing/2016/5/13/chartex" xmlns:cx8="http://schemas.microsoft.com/office/drawing/2016/5/14/chartex" xmlns:mc="http://schemas.openxmlformats.org/markup-compatibility/2006" xmlns:aink="http://schemas.microsoft.com/office/drawing/2016/ink" xmlns:am3d="http://schemas.microsoft.com/office/drawing/2017/model3d" xmlns:o="urn:schemas-microsoft-com:office:office" xmlns:oel="http://schemas.microsoft.com/office/2019/extlst" xmlns:r="http://schemas.openxmlformats.org/officeDocument/2006/relationships" xmlns:m="http://schemas.openxmlformats.org/officeDocument/2006/math" xmlns:v="urn:schemas-microsoft-com:vml" xmlns:wp14="http://schemas.microsoft.com/office/word/2010/wordprocessingDrawing" xmlns:wp="http://schemas.openxmlformats.org/drawingml/2006/wordprocessingDrawing" xmlns:w10="urn:schemas-microsoft-com:office:word" xmlns:w="http://schemas.openxmlformats.org/wordprocessingml/2006/main" xmlns:w14="http://schemas.microsoft.com/office/word/2010/wordml" xmlns:w15="http://schemas.microsoft.com/office/word/2012/wordml" xmlns:w16cex="http://schemas.microsoft.com/office/word/2018/wordml/cex" xmlns:w16cid="http://schemas.microsoft.com/office/word/2016/wordml/cid" xmlns:w16="http://schemas.microsoft.com/office/word/2018/wordml" xmlns:w16du="http://schemas.microsoft.com/office/word/2023/wordml/word16du" xmlns:w16sdtdh="http://schemas.microsoft.com/office/word/2020/wordml/sdtdatahash" xmlns:w16sdtfl="http://schemas.microsoft.com/office/word/2024/wordml/sdtformatlock" xmlns:w16se="http://schemas.microsoft.com/office/word/2015/wordml/symex" xmlns:wpg="http://schemas.microsoft.com/office/word/2010/wordprocessingGroup" xmlns:wpi="http://schemas.microsoft.com/office/word/2010/wordprocessingInk" xmlns:wne="http://schemas.microsoft.com/office/word/2006/wordml" xmlns:wps="http://schemas.microsoft.com/office/word/2010/wordprocessingShape" mc:Ignorable="w14 w15 w16se w16cid w16 w16cex w16sdtdh w16sdtfl w16du wp14">
   <w:p>
     <w:pPr>
       <w:pStyle w:val="Header"/>
@@ -698,7 +731,7 @@
 </file>
 
 <file path=word/header3.xml><?xml version="1.0" encoding="utf-8"?>
-<w:hdr xmlns:wpc="http://schemas.microsoft.com/office/word/2010/wordprocessingCanvas" xmlns:cx="http://schemas.microsoft.com/office/drawing/2014/chartex" xmlns:cx1="http://schemas.microsoft.com/office/drawing/2015/9/8/chartex" xmlns:cx2="http://schemas.microsoft.com/office/drawing/2015/10/21/chartex" xmlns:cx3="http://schemas.microsoft.com/office/drawing/2016/5/9/chartex" xmlns:cx4="http://schemas.microsoft.com/office/drawing/2016/5/10/chartex" xmlns:cx5="http://schemas.microsoft.com/office/drawing/2016/5/11/chartex" xmlns:cx6="http://schemas.microsoft.com/office/drawing/2016/5/12/chartex" xmlns:cx7="http://schemas.microsoft.com/office/drawing/2016/5/13/chartex" xmlns:cx8="http://schemas.microsoft.com/office/drawing/2016/5/14/chartex" xmlns:mc="http://schemas.openxmlformats.org/markup-compatibility/2006" xmlns:aink="http://schemas.microsoft.com/office/drawing/2016/ink" xmlns:am3d="http://schemas.microsoft.com/office/drawing/2017/model3d" xmlns:o="urn:schemas-microsoft-com:office:office" xmlns:oel="http://schemas.microsoft.com/office/2019/extlst" xmlns:r="http://schemas.openxmlformats.org/officeDocument/2006/relationships" xmlns:m="http://schemas.openxmlformats.org/officeDocument/2006/math" xmlns:v="urn:schemas-microsoft-com:vml" xmlns:wp14="http://schemas.microsoft.com/office/word/2010/wordprocessingDrawing" xmlns:wp="http://schemas.openxmlformats.org/drawingml/2006/wordprocessingDrawing" xmlns:w10="urn:schemas-microsoft-com:office:word" xmlns:w="http://schemas.openxmlformats.org/wordprocessingml/2006/main" xmlns:w14="http://schemas.microsoft.com/office/word/2010/wordml" xmlns:w15="http://schemas.microsoft.com/office/word/2012/wordml" xmlns:w16cex="http://schemas.microsoft.com/office/word/2018/wordml/cex" xmlns:w16cid="http://schemas.microsoft.com/office/word/2016/wordml/cid" xmlns:w16="http://schemas.microsoft.com/office/word/2018/wordml" xmlns:w16sdtdh="http://schemas.microsoft.com/office/word/2020/wordml/sdtdatahash" xmlns:w16se="http://schemas.microsoft.com/office/word/2015/wordml/symex" xmlns:wpg="http://schemas.microsoft.com/office/word/2010/wordprocessingGroup" xmlns:wpi="http://schemas.microsoft.com/office/word/2010/wordprocessingInk" xmlns:wne="http://schemas.microsoft.com/office/word/2006/wordml" xmlns:wps="http://schemas.microsoft.com/office/word/2010/wordprocessingShape" mc:Ignorable="w14 w15 w16se w16cid w16 w16cex w16sdtdh wp14">
+<w:hdr xmlns:wpc="http://schemas.microsoft.com/office/word/2010/wordprocessingCanvas" xmlns:cx="http://schemas.microsoft.com/office/drawing/2014/chartex" xmlns:cx1="http://schemas.microsoft.com/office/drawing/2015/9/8/chartex" xmlns:cx2="http://schemas.microsoft.com/office/drawing/2015/10/21/chartex" xmlns:cx3="http://schemas.microsoft.com/office/drawing/2016/5/9/chartex" xmlns:cx4="http://schemas.microsoft.com/office/drawing/2016/5/10/chartex" xmlns:cx5="http://schemas.microsoft.com/office/drawing/2016/5/11/chartex" xmlns:cx6="http://schemas.microsoft.com/office/drawing/2016/5/12/chartex" xmlns:cx7="http://schemas.microsoft.com/office/drawing/2016/5/13/chartex" xmlns:cx8="http://schemas.microsoft.com/office/drawing/2016/5/14/chartex" xmlns:mc="http://schemas.openxmlformats.org/markup-compatibility/2006" xmlns:aink="http://schemas.microsoft.com/office/drawing/2016/ink" xmlns:am3d="http://schemas.microsoft.com/office/drawing/2017/model3d" xmlns:o="urn:schemas-microsoft-com:office:office" xmlns:oel="http://schemas.microsoft.com/office/2019/extlst" xmlns:r="http://schemas.openxmlformats.org/officeDocument/2006/relationships" xmlns:m="http://schemas.openxmlformats.org/officeDocument/2006/math" xmlns:v="urn:schemas-microsoft-com:vml" xmlns:wp14="http://schemas.microsoft.com/office/word/2010/wordprocessingDrawing" xmlns:wp="http://schemas.openxmlformats.org/drawingml/2006/wordprocessingDrawing" xmlns:w10="urn:schemas-microsoft-com:office:word" xmlns:w="http://schemas.openxmlformats.org/wordprocessingml/2006/main" xmlns:w14="http://schemas.microsoft.com/office/word/2010/wordml" xmlns:w15="http://schemas.microsoft.com/office/word/2012/wordml" xmlns:w16cex="http://schemas.microsoft.com/office/word/2018/wordml/cex" xmlns:w16cid="http://schemas.microsoft.com/office/word/2016/wordml/cid" xmlns:w16="http://schemas.microsoft.com/office/word/2018/wordml" xmlns:w16du="http://schemas.microsoft.com/office/word/2023/wordml/word16du" xmlns:w16sdtdh="http://schemas.microsoft.com/office/word/2020/wordml/sdtdatahash" xmlns:w16sdtfl="http://schemas.microsoft.com/office/word/2024/wordml/sdtformatlock" xmlns:w16se="http://schemas.microsoft.com/office/word/2015/wordml/symex" xmlns:wpg="http://schemas.microsoft.com/office/word/2010/wordprocessingGroup" xmlns:wpi="http://schemas.microsoft.com/office/word/2010/wordprocessingInk" xmlns:wne="http://schemas.microsoft.com/office/word/2006/wordml" xmlns:wps="http://schemas.microsoft.com/office/word/2010/wordprocessingShape" mc:Ignorable="w14 w15 w16se w16cid w16 w16cex w16sdtdh w16sdtfl w16du wp14">
   <w:p>
     <w:pPr>
       <w:pStyle w:val="Header"/>
@@ -707,7 +740,7 @@
     <w:r>
       <w:tab/>
       <w:tab/>
-      <w:t>2026-06-17</w:t>
+      <w:t>2026-06-18</w:t>
       <w:br/>
       <w:br/>
     </w:r>
@@ -724,7 +757,7 @@
 </file>
 
 <file path=word/numbering.xml><?xml version="1.0" encoding="utf-8"?>
-<w:numbering xmlns:wpc="http://schemas.microsoft.com/office/word/2010/wordprocessingCanvas" xmlns:cx="http://schemas.microsoft.com/office/drawing/2014/chartex" xmlns:cx1="http://schemas.microsoft.com/office/drawing/2015/9/8/chartex" xmlns:cx2="http://schemas.microsoft.com/office/drawing/2015/10/21/chartex" xmlns:cx3="http://schemas.microsoft.com/office/drawing/2016/5/9/chartex" xmlns:cx4="http://schemas.microsoft.com/office/drawing/2016/5/10/chartex" xmlns:cx5="http://schemas.microsoft.com/office/drawing/2016/5/11/chartex" xmlns:cx6="http://schemas.microsoft.com/office/drawing/2016/5/12/chartex" xmlns:cx7="http://schemas.microsoft.com/office/drawing/2016/5/13/chartex" xmlns:cx8="http://schemas.microsoft.com/office/drawing/2016/5/14/chartex" xmlns:mc="http://schemas.openxmlformats.org/markup-compatibility/2006" xmlns:aink="http://schemas.microsoft.com/office/drawing/2016/ink" xmlns:am3d="http://schemas.microsoft.com/office/drawing/2017/model3d" xmlns:o="urn:schemas-microsoft-com:office:office" xmlns:oel="http://schemas.microsoft.com/office/2019/extlst" xmlns:r="http://schemas.openxmlformats.org/officeDocument/2006/relationships" xmlns:m="http://schemas.openxmlformats.org/officeDocument/2006/math" xmlns:v="urn:schemas-microsoft-com:vml" xmlns:wp14="http://schemas.microsoft.com/office/word/2010/wordprocessingDrawing" xmlns:wp="http://schemas.openxmlformats.org/drawingml/2006/wordprocessingDrawing" xmlns:w10="urn:schemas-microsoft-com:office:word" xmlns:w="http://schemas.openxmlformats.org/wordprocessingml/2006/main" xmlns:w14="http://schemas.microsoft.com/office/word/2010/wordml" xmlns:w15="http://schemas.microsoft.com/office/word/2012/wordml" xmlns:w16cex="http://schemas.microsoft.com/office/word/2018/wordml/cex" xmlns:w16cid="http://schemas.microsoft.com/office/word/2016/wordml/cid" xmlns:w16="http://schemas.microsoft.com/office/word/2018/wordml" xmlns:w16sdtdh="http://schemas.microsoft.com/office/word/2020/wordml/sdtdatahash" xmlns:w16se="http://schemas.microsoft.com/office/word/2015/wordml/symex" xmlns:wpg="http://schemas.microsoft.com/office/word/2010/wordprocessingGroup" xmlns:wpi="http://schemas.microsoft.com/office/word/2010/wordprocessingInk" xmlns:wne="http://schemas.microsoft.com/office/word/2006/wordml" xmlns:wps="http://schemas.microsoft.com/office/word/2010/wordprocessingShape" mc:Ignorable="w14 w15 w16se w16cid w16 w16cex w16sdtdh wp14">
+<w:numbering xmlns:wpc="http://schemas.microsoft.com/office/word/2010/wordprocessingCanvas" xmlns:cx="http://schemas.microsoft.com/office/drawing/2014/chartex" xmlns:cx1="http://schemas.microsoft.com/office/drawing/2015/9/8/chartex" xmlns:cx2="http://schemas.microsoft.com/office/drawing/2015/10/21/chartex" xmlns:cx3="http://schemas.microsoft.com/office/drawing/2016/5/9/chartex" xmlns:cx4="http://schemas.microsoft.com/office/drawing/2016/5/10/chartex" xmlns:cx5="http://schemas.microsoft.com/office/drawing/2016/5/11/chartex" xmlns:cx6="http://schemas.microsoft.com/office/drawing/2016/5/12/chartex" xmlns:cx7="http://schemas.microsoft.com/office/drawing/2016/5/13/chartex" xmlns:cx8="http://schemas.microsoft.com/office/drawing/2016/5/14/chartex" xmlns:mc="http://schemas.openxmlformats.org/markup-compatibility/2006" xmlns:aink="http://schemas.microsoft.com/office/drawing/2016/ink" xmlns:am3d="http://schemas.microsoft.com/office/drawing/2017/model3d" xmlns:o="urn:schemas-microsoft-com:office:office" xmlns:oel="http://schemas.microsoft.com/office/2019/extlst" xmlns:r="http://schemas.openxmlformats.org/officeDocument/2006/relationships" xmlns:m="http://schemas.openxmlformats.org/officeDocument/2006/math" xmlns:v="urn:schemas-microsoft-com:vml" xmlns:wp14="http://schemas.microsoft.com/office/word/2010/wordprocessingDrawing" xmlns:wp="http://schemas.openxmlformats.org/drawingml/2006/wordprocessingDrawing" xmlns:w10="urn:schemas-microsoft-com:office:word" xmlns:w="http://schemas.openxmlformats.org/wordprocessingml/2006/main" xmlns:w14="http://schemas.microsoft.com/office/word/2010/wordml" xmlns:w15="http://schemas.microsoft.com/office/word/2012/wordml" xmlns:w16cex="http://schemas.microsoft.com/office/word/2018/wordml/cex" xmlns:w16cid="http://schemas.microsoft.com/office/word/2016/wordml/cid" xmlns:w16="http://schemas.microsoft.com/office/word/2018/wordml" xmlns:w16du="http://schemas.microsoft.com/office/word/2023/wordml/word16du" xmlns:w16sdtdh="http://schemas.microsoft.com/office/word/2020/wordml/sdtdatahash" xmlns:w16sdtfl="http://schemas.microsoft.com/office/word/2024/wordml/sdtformatlock" xmlns:w16se="http://schemas.microsoft.com/office/word/2015/wordml/symex" xmlns:wpg="http://schemas.microsoft.com/office/word/2010/wordprocessingGroup" xmlns:wpi="http://schemas.microsoft.com/office/word/2010/wordprocessingInk" xmlns:wne="http://schemas.microsoft.com/office/word/2006/wordml" xmlns:wps="http://schemas.microsoft.com/office/word/2010/wordprocessingShape" mc:Ignorable="w14 w15 w16se w16cid w16 w16cex w16sdtdh w16sdtfl w16du wp14">
   <w:abstractNum w:abstractNumId="0" w15:restartNumberingAfterBreak="0">
     <w:nsid w:val="FFFFFF7C"/>
     <w:multiLevelType w:val="singleLevel"/>
@@ -927,7 +960,7 @@
 </file>
 
 <file path=word/styles.xml><?xml version="1.0" encoding="utf-8"?>
-<w:styles xmlns:mc="http://schemas.openxmlformats.org/markup-compatibility/2006" xmlns:r="http://schemas.openxmlformats.org/officeDocument/2006/relationships" xmlns:w="http://schemas.openxmlformats.org/wordprocessingml/2006/main" xmlns:w14="http://schemas.microsoft.com/office/word/2010/wordml" xmlns:w15="http://schemas.microsoft.com/office/word/2012/wordml" xmlns:w16cex="http://schemas.microsoft.com/office/word/2018/wordml/cex" xmlns:w16cid="http://schemas.microsoft.com/office/word/2016/wordml/cid" xmlns:w16="http://schemas.microsoft.com/office/word/2018/wordml" xmlns:w16sdtdh="http://schemas.microsoft.com/office/word/2020/wordml/sdtdatahash" xmlns:w16se="http://schemas.microsoft.com/office/word/2015/wordml/symex" mc:Ignorable="w14 w15 w16se w16cid w16 w16cex w16sdtdh">
+<w:styles xmlns:mc="http://schemas.openxmlformats.org/markup-compatibility/2006" xmlns:r="http://schemas.openxmlformats.org/officeDocument/2006/relationships" xmlns:w="http://schemas.openxmlformats.org/wordprocessingml/2006/main" xmlns:w14="http://schemas.microsoft.com/office/word/2010/wordml" xmlns:w15="http://schemas.microsoft.com/office/word/2012/wordml" xmlns:w16cex="http://schemas.microsoft.com/office/word/2018/wordml/cex" xmlns:w16cid="http://schemas.microsoft.com/office/word/2016/wordml/cid" xmlns:w16="http://schemas.microsoft.com/office/word/2018/wordml" xmlns:w16du="http://schemas.microsoft.com/office/word/2023/wordml/word16du" xmlns:w16sdtdh="http://schemas.microsoft.com/office/word/2020/wordml/sdtdatahash" xmlns:w16sdtfl="http://schemas.microsoft.com/office/word/2024/wordml/sdtformatlock" xmlns:w16se="http://schemas.microsoft.com/office/word/2015/wordml/symex" mc:Ignorable="w14 w15 w16se w16cid w16 w16cex w16sdtdh w16sdtfl w16du">
   <w:docDefaults>
     <w:rPrDefault>
       <w:rPr>
@@ -1685,7 +1718,7 @@
     <w:link w:val="TitleChar"/>
     <w:uiPriority w:val="10"/>
     <w:qFormat/>
-    <w:rsid w:val="007106C8"/>
+    <w:rsid w:val="00E854FA"/>
     <w:pPr>
       <w:spacing w:after="300" w:line="240" w:lineRule="auto"/>
       <w:contextualSpacing/>
@@ -1695,7 +1728,7 @@
       <w:rFonts w:eastAsiaTheme="majorEastAsia" w:cstheme="majorBidi"/>
       <w:spacing w:val="5"/>
       <w:kern w:val="28"/>
-      <w:sz w:val="52"/>
+      <w:sz w:val="40"/>
       <w:szCs w:val="52"/>
       <w:lang w:val="sv-SE" w:eastAsia="en-US" w:bidi="ar-SA"/>
     </w:rPr>
@@ -1705,12 +1738,12 @@
     <w:basedOn w:val="DefaultParagraphFont"/>
     <w:link w:val="Title"/>
     <w:uiPriority w:val="10"/>
-    <w:rsid w:val="007106C8"/>
+    <w:rsid w:val="00E854FA"/>
     <w:rPr>
       <w:rFonts w:ascii="Times New Roman" w:eastAsiaTheme="majorEastAsia" w:hAnsi="Times New Roman" w:cstheme="majorBidi"/>
       <w:spacing w:val="5"/>
       <w:kern w:val="28"/>
-      <w:sz w:val="52"/>
+      <w:sz w:val="40"/>
       <w:szCs w:val="52"/>
       <w:lang w:val="sv-SE" w:eastAsia="en-US" w:bidi="ar-SA"/>
     </w:rPr>

--- a/klagomål/A 34449-2021 FSC-klagomål.docx
+++ b/klagomål/A 34449-2021 FSC-klagomål.docx
@@ -740,7 +740,7 @@
     <w:r>
       <w:tab/>
       <w:tab/>
-      <w:t>2026-06-18</w:t>
+      <w:t>2026-06-19</w:t>
       <w:br/>
       <w:br/>
     </w:r>

--- a/klagomål/A 34449-2021 FSC-klagomål.docx
+++ b/klagomål/A 34449-2021 FSC-klagomål.docx
@@ -740,7 +740,7 @@
     <w:r>
       <w:tab/>
       <w:tab/>
-      <w:t>2026-06-19</w:t>
+      <w:t>2026-06-20</w:t>
       <w:br/>
       <w:br/>
     </w:r>

--- a/klagomål/A 34449-2021 FSC-klagomål.docx
+++ b/klagomål/A 34449-2021 FSC-klagomål.docx
@@ -168,38 +168,7 @@
     </w:p>
     <w:p>
       <w:r>
-        <w:t>Detta dokument behandlar höga naturvärden i avverkningsanmälan A 34449-2021 i Södertälje kommun som inkom 2021-07-04 och omfattar 1,4 ha.</w:t>
-      </w:r>
-    </w:p>
-    <w:p>
-      <w:r>
-        <w:t>Nedan presenteras fynd av naturvårdsarter som gjorts i det avverkningsanmälda området, samt relevanta utdrag ur standarderna för FSC, Chain of Custody, Controlled Wood och PEFC.</w:t>
-      </w:r>
-    </w:p>
-    <w:p>
-      <w:r>
-        <w:t>Vi förväntar oss att ni återkommer med ett skriftligt svar på vårt klagomål och även beskriver vilka korrigerande åtgärder ni satt in för att rätta till identifierade brister i er efterlevnad av den svenska FSC standarden.</w:t>
-      </w:r>
-    </w:p>
-    <w:p>
-      <w:pPr>
-        <w:pStyle w:val="Heading1"/>
-      </w:pPr>
-      <w:r>
-        <w:t>Naturvårdsarter</w:t>
-      </w:r>
-    </w:p>
-    <w:p>
-      <w:r>
-        <w:t>I och inom 23 meter från avverkningsanmälan har följande 2 naturvårdsarter hittats: ullticka (NT, T) och blåmossa (S, T). Av dessa är 1 rödlistade. För rödlistade arter har rödlistekategorin angivits inom parentes. Arter som är signalarter enligt Skogsstyrelsen har markerats med (S). Typiska arter inom Natura 2000 som är kopplade till skogsekosystem har markerats med (T).</w:t>
-      </w:r>
-    </w:p>
-    <w:p>
-      <w:r>
-        <w:t>De påträffade naturvårdsarterna är ett tydligt kvitto på att det rör sig om en skog med höga naturvärden.</w:t>
-      </w:r>
-      <w:r>
-        <w:t xml:space="preserve"> I Figur 1 visas fyndplatser för naturvårdsarter i området, som finns registrerade på Artportalen.</w:t>
+        <w:t>Detta klagomål behandlar höga naturvärden i avverkningsanmälan A 34449-2021 i Södertälje kommun som inkom 2021-07-04 och omfattar 1,4 ha.</w:t>
       </w:r>
     </w:p>
     <w:p>
@@ -247,36 +216,35 @@
         <w:spacing w:after="240"/>
       </w:pPr>
       <w:r>
-        <w:t>Figur 1. Fyndplatser för naturvårdsarter i och inom 23 meter från avverkningsanmälan (röd linje). Markörer utan svart kant är placerade på fyndplatsen. Markörer med svart kant är placerade vid sidan av fyndplatsen och har ett svart streck som visar fyndplatsens exakta position. Kartans mittpunktskoordinat är N 6553137, E 632894 i SWEREF 99 TM.</w:t>
+        <w:t>Figur 1. Fyndplatser för naturvårdsarter i och inom 23 meter från avverkningsanmälan. Markörer utan svart kant är placerade på fyndplatsen. Markörer med svart kant är placerade vid sidan av fyndplatsen har ett svart streck som visar fyndplatsens exakta position. Kartans mittpunktskoordinat är N 6553137, E 632894 i SWEREF 99 TM.</w:t>
       </w:r>
     </w:p>
     <w:p>
       <w:r>
-        <w:rPr>
-          <w:b/>
-        </w:rPr>
-        <w:t xml:space="preserve">Blåmossa </w:t>
+        <w:t>I och inom 23 meter från avverkningsanmälan finns fynd av 2 naturvårdsarter, varav 1 är rödlistad, 2 är typiska (T) och 1 är signalart (S): ullticka (NT, T) och blåmossa (S, T). Se Figur 1.</w:t>
       </w:r>
+    </w:p>
+    <w:p>
       <w:r>
-        <w:t xml:space="preserve">har karaktäristiska kuddar som är lätta att se på långt håll. Mycket stora kuddar, större än 0,5 meter i höjd, indikerar höga naturvärden där skogen har en lång period av orördhet oh stabila miljöförhållanden. Mossan växer under gynnsamma omständigheter cirka 1 centimeter per år och stora kuddar kan därför indirekt visa att lokalen varit lämplig under en lång tid. Blåmossa är typisk art för </w:t>
+        <w:t>Nedan presenteras relevanta utdrag ur standarderna för FSC, Chain of Custody, Controlled Wood och PEFC.</w:t>
       </w:r>
+    </w:p>
+    <w:p>
       <w:r>
-        <w:rPr>
-          <w:i/>
-        </w:rPr>
-        <w:t>9010 Taiga, 9080 Lövsumpskog</w:t>
+        <w:t>Vi förväntar oss att ni återkommer med ett skriftligt svar på vårt klagomål och även beskriver vilka korrigerande åtgärder ni satt in för att rätta till identifierade brister i er efterlevnad av den svenska FSC standarden.</w:t>
       </w:r>
+    </w:p>
+    <w:p>
+      <w:pPr>
+        <w:pStyle w:val="Heading1"/>
+      </w:pPr>
       <w:r>
-        <w:t xml:space="preserve"> och </w:t>
+        <w:t>Naturvårdsarter och fridlysta arter</w:t>
       </w:r>
+    </w:p>
+    <w:p>
       <w:r>
-        <w:rPr>
-          <w:i/>
-        </w:rPr>
-        <w:t>9750 Svämlövskog</w:t>
-      </w:r>
-      <w:r>
-        <w:t xml:space="preserve"> (SLU Artdatabanken, 2025; Nitare &amp; Skogsstyrelsen, 2019).</w:t>
+        <w:t>Nedan följer beskrivningar av de naturvårdsarter och fridlysta arter som har sina livsmiljöer och växtplatser i den avverkningsanmälda skogen. De påträffade naturvårdsarterna är ett tydligt kvitto på att det rör sig om en skog med höga naturvärden.</w:t>
       </w:r>
     </w:p>
     <w:p>
@@ -333,6 +301,35 @@
       </w:r>
       <w:r>
         <w:t xml:space="preserve"> (SLU Artdatabanken, 2026; Nitare &amp; Skogsstyrelsen, 2019; Miettinen &amp; Niemelä, 2018).</w:t>
+      </w:r>
+    </w:p>
+    <w:p>
+      <w:r>
+        <w:rPr>
+          <w:b/>
+        </w:rPr>
+        <w:t xml:space="preserve">Blåmossa </w:t>
+      </w:r>
+      <w:r>
+        <w:t xml:space="preserve">har karaktäristiska kuddar som är lätta att se på långt håll. Mycket stora kuddar, större än 0,5 meter i höjd, indikerar höga naturvärden där skogen har en lång period av orördhet oh stabila miljöförhållanden. Mossan växer under gynnsamma omständigheter cirka 1 centimeter per år och stora kuddar kan därför indirekt visa att lokalen varit lämplig under en lång tid. Blåmossa är typisk art för </w:t>
+      </w:r>
+      <w:r>
+        <w:rPr>
+          <w:i/>
+        </w:rPr>
+        <w:t>9010 Taiga, 9080 Lövsumpskog</w:t>
+      </w:r>
+      <w:r>
+        <w:t xml:space="preserve"> och </w:t>
+      </w:r>
+      <w:r>
+        <w:rPr>
+          <w:i/>
+        </w:rPr>
+        <w:t>9750 Svämlövskog</w:t>
+      </w:r>
+      <w:r>
+        <w:t xml:space="preserve"> (SLU Artdatabanken, 2025; Nitare &amp; Skogsstyrelsen, 2019).</w:t>
       </w:r>
     </w:p>
     <w:p>
@@ -740,7 +737,7 @@
     <w:r>
       <w:tab/>
       <w:tab/>
-      <w:t>2026-06-20</w:t>
+      <w:t>2026-06-21</w:t>
       <w:br/>
       <w:br/>
     </w:r>

--- a/klagomål/A 34449-2021 FSC-klagomål.docx
+++ b/klagomål/A 34449-2021 FSC-klagomål.docx
@@ -737,7 +737,7 @@
     <w:r>
       <w:tab/>
       <w:tab/>
-      <w:t>2026-06-21</w:t>
+      <w:t>2026-06-22</w:t>
       <w:br/>
       <w:br/>
     </w:r>

--- a/klagomål/A 34449-2021 FSC-klagomål.docx
+++ b/klagomål/A 34449-2021 FSC-klagomål.docx
@@ -737,7 +737,7 @@
     <w:r>
       <w:tab/>
       <w:tab/>
-      <w:t>2026-06-22</w:t>
+      <w:t>2026-06-23</w:t>
       <w:br/>
       <w:br/>
     </w:r>

--- a/klagomål/A 34449-2021 FSC-klagomål.docx
+++ b/klagomål/A 34449-2021 FSC-klagomål.docx
@@ -737,7 +737,7 @@
     <w:r>
       <w:tab/>
       <w:tab/>
-      <w:t>2026-06-23</w:t>
+      <w:t>2026-06-24</w:t>
       <w:br/>
       <w:br/>
     </w:r>

--- a/klagomål/A 34449-2021 FSC-klagomål.docx
+++ b/klagomål/A 34449-2021 FSC-klagomål.docx
@@ -737,7 +737,7 @@
     <w:r>
       <w:tab/>
       <w:tab/>
-      <w:t>2026-06-24</w:t>
+      <w:t>2026-06-25</w:t>
       <w:br/>
       <w:br/>
     </w:r>

--- a/klagomål/A 34449-2021 FSC-klagomål.docx
+++ b/klagomål/A 34449-2021 FSC-klagomål.docx
@@ -737,7 +737,7 @@
     <w:r>
       <w:tab/>
       <w:tab/>
-      <w:t>2026-06-25</w:t>
+      <w:t>2026-06-26</w:t>
       <w:br/>
       <w:br/>
     </w:r>

--- a/klagomål/A 34449-2021 FSC-klagomål.docx
+++ b/klagomål/A 34449-2021 FSC-klagomål.docx
@@ -737,7 +737,7 @@
     <w:r>
       <w:tab/>
       <w:tab/>
-      <w:t>2026-06-26</w:t>
+      <w:t>2026-06-27</w:t>
       <w:br/>
       <w:br/>
     </w:r>

--- a/klagomål/A 34449-2021 FSC-klagomål.docx
+++ b/klagomål/A 34449-2021 FSC-klagomål.docx
@@ -737,7 +737,7 @@
     <w:r>
       <w:tab/>
       <w:tab/>
-      <w:t>2026-06-27</w:t>
+      <w:t>2026-06-28</w:t>
       <w:br/>
       <w:br/>
     </w:r>

--- a/klagomål/A 34449-2021 FSC-klagomål.docx
+++ b/klagomål/A 34449-2021 FSC-klagomål.docx
@@ -737,7 +737,7 @@
     <w:r>
       <w:tab/>
       <w:tab/>
-      <w:t>2026-06-28</w:t>
+      <w:t>2026-06-29</w:t>
       <w:br/>
       <w:br/>
     </w:r>

--- a/klagomål/A 34449-2021 FSC-klagomål.docx
+++ b/klagomål/A 34449-2021 FSC-klagomål.docx
@@ -737,7 +737,7 @@
     <w:r>
       <w:tab/>
       <w:tab/>
-      <w:t>2026-06-29</w:t>
+      <w:t>2026-06-30</w:t>
       <w:br/>
       <w:br/>
     </w:r>

--- a/klagomål/A 34449-2021 FSC-klagomål.docx
+++ b/klagomål/A 34449-2021 FSC-klagomål.docx
@@ -737,7 +737,7 @@
     <w:r>
       <w:tab/>
       <w:tab/>
-      <w:t>2026-06-30</w:t>
+      <w:t>2026-07-01</w:t>
       <w:br/>
       <w:br/>
     </w:r>

--- a/klagomål/A 34449-2021 FSC-klagomål.docx
+++ b/klagomål/A 34449-2021 FSC-klagomål.docx
@@ -737,7 +737,7 @@
     <w:r>
       <w:tab/>
       <w:tab/>
-      <w:t>2026-07-01</w:t>
+      <w:t>2026-07-02</w:t>
       <w:br/>
       <w:br/>
     </w:r>
